--- a/dopey2 spin description.docx
+++ b/dopey2 spin description.docx
@@ -535,7 +535,19 @@
         <w:rPr>
           <w:rFonts w:asciiTheme="minorHAnsi" w:hAnsiTheme="minorHAnsi"/>
         </w:rPr>
-        <w:t xml:space="preserve"> is an array with, in this case, eight EDCs with each curve has 66 data points. </w:t>
+        <w:t xml:space="preserve"> is an array with, in this case, eight EDCs </w:t>
+      </w:r>
+      <w:r>
+        <w:rPr>
+          <w:rFonts w:asciiTheme="minorHAnsi" w:hAnsiTheme="minorHAnsi"/>
+        </w:rPr>
+        <w:t>where</w:t>
+      </w:r>
+      <w:r>
+        <w:rPr>
+          <w:rFonts w:asciiTheme="minorHAnsi" w:hAnsiTheme="minorHAnsi"/>
+        </w:rPr>
+        <w:t xml:space="preserve"> each curve has 66 data points. </w:t>
       </w:r>
       <w:r>
         <w:rPr>
@@ -689,7 +701,7 @@
                     <pic:cNvPicPr/>
                   </pic:nvPicPr>
                   <pic:blipFill>
-                    <a:blip r:embed="rId4"/>
+                    <a:blip r:embed="rId5"/>
                     <a:stretch>
                       <a:fillRect/>
                     </a:stretch>
@@ -1261,7 +1273,7 @@
                     <pic:cNvPicPr/>
                   </pic:nvPicPr>
                   <pic:blipFill>
-                    <a:blip r:embed="rId5"/>
+                    <a:blip r:embed="rId6"/>
                     <a:stretch>
                       <a:fillRect/>
                     </a:stretch>
@@ -1922,7 +1934,7 @@
                     <pic:cNvPicPr/>
                   </pic:nvPicPr>
                   <pic:blipFill>
-                    <a:blip r:embed="rId6"/>
+                    <a:blip r:embed="rId7"/>
                     <a:stretch>
                       <a:fillRect/>
                     </a:stretch>
@@ -2074,7 +2086,7 @@
       <w:r>
         <w:rPr>
           <w:rFonts w:ascii="Menlo" w:hAnsi="Menlo" w:cs="Menlo"/>
-          <w:color w:val="953800"/>
+          <w:color w:val="000000" w:themeColor="text1"/>
           <w:sz w:val="18"/>
           <w:szCs w:val="18"/>
         </w:rPr>
@@ -2334,7 +2346,25 @@
           <w:sz w:val="18"/>
           <w:szCs w:val="18"/>
         </w:rPr>
-        <w:t>(spin_edc.xy)</w:t>
+        <w:t>(</w:t>
+      </w:r>
+      <w:r>
+        <w:rPr>
+          <w:rFonts w:ascii="Menlo" w:hAnsi="Menlo" w:cs="Menlo"/>
+          <w:color w:val="000000" w:themeColor="text1"/>
+          <w:sz w:val="18"/>
+          <w:szCs w:val="18"/>
+        </w:rPr>
+        <w:t>spin_edc.xy</w:t>
+      </w:r>
+      <w:r>
+        <w:rPr>
+          <w:rFonts w:ascii="Menlo" w:hAnsi="Menlo" w:cs="Menlo"/>
+          <w:color w:val="1F2328"/>
+          <w:sz w:val="18"/>
+          <w:szCs w:val="18"/>
+        </w:rPr>
+        <w:t>)</w:t>
       </w:r>
     </w:p>
     <w:p>
@@ -2391,6 +2421,24 @@
           <w:sz w:val="18"/>
           <w:szCs w:val="18"/>
         </w:rPr>
+        <w:t>dopey</w:t>
+      </w:r>
+      <w:r>
+        <w:rPr>
+          <w:rFonts w:ascii="Menlo" w:hAnsi="Menlo" w:cs="Menlo"/>
+          <w:color w:val="1F2328"/>
+          <w:sz w:val="18"/>
+          <w:szCs w:val="18"/>
+        </w:rPr>
+        <w:t>.</w:t>
+      </w:r>
+      <w:r>
+        <w:rPr>
+          <w:rFonts w:ascii="Menlo" w:hAnsi="Menlo" w:cs="Menlo"/>
+          <w:color w:val="8250DF"/>
+          <w:sz w:val="18"/>
+          <w:szCs w:val="18"/>
+        </w:rPr>
         <w:t>asymmetry</w:t>
       </w:r>
       <w:r>
@@ -2405,7 +2453,7 @@
       <w:r>
         <w:rPr>
           <w:rFonts w:ascii="Menlo" w:hAnsi="Menlo" w:cs="Menlo"/>
-          <w:color w:val="1F2328"/>
+          <w:color w:val="000000" w:themeColor="text1"/>
           <w:sz w:val="18"/>
           <w:szCs w:val="18"/>
         </w:rPr>
@@ -2973,7 +3021,25 @@
           <w:sz w:val="18"/>
           <w:szCs w:val="18"/>
         </w:rPr>
-        <w:t>(data)</w:t>
+        <w:t>(</w:t>
+      </w:r>
+      <w:r>
+        <w:rPr>
+          <w:rFonts w:ascii="Menlo" w:hAnsi="Menlo" w:cs="Menlo"/>
+          <w:color w:val="000000" w:themeColor="text1"/>
+          <w:sz w:val="18"/>
+          <w:szCs w:val="18"/>
+        </w:rPr>
+        <w:t>data</w:t>
+      </w:r>
+      <w:r>
+        <w:rPr>
+          <w:rFonts w:ascii="Menlo" w:hAnsi="Menlo" w:cs="Menlo"/>
+          <w:color w:val="1F2328"/>
+          <w:sz w:val="18"/>
+          <w:szCs w:val="18"/>
+        </w:rPr>
+        <w:t>)</w:t>
       </w:r>
     </w:p>
     <w:p>
@@ -3009,7 +3075,7 @@
                     <pic:cNvPicPr/>
                   </pic:nvPicPr>
                   <pic:blipFill>
-                    <a:blip r:embed="rId4"/>
+                    <a:blip r:embed="rId5"/>
                     <a:stretch>
                       <a:fillRect/>
                     </a:stretch>
@@ -3197,16 +3263,106 @@
           <w:sz w:val="18"/>
           <w:szCs w:val="18"/>
         </w:rPr>
-        <w:t>(data</w:t>
-      </w:r>
-      <w:r>
-        <w:rPr>
-          <w:rFonts w:ascii="Menlo" w:hAnsi="Menlo" w:cs="Menlo"/>
-          <w:color w:val="1F2328"/>
-          <w:sz w:val="18"/>
-          <w:szCs w:val="18"/>
-        </w:rPr>
-        <w:t>, exclude = [0], normp = 0, normpn = 5</w:t>
+        <w:t>(</w:t>
+      </w:r>
+      <w:r>
+        <w:rPr>
+          <w:rFonts w:ascii="Menlo" w:hAnsi="Menlo" w:cs="Menlo"/>
+          <w:color w:val="000000" w:themeColor="text1"/>
+          <w:sz w:val="18"/>
+          <w:szCs w:val="18"/>
+        </w:rPr>
+        <w:t>data</w:t>
+      </w:r>
+      <w:r>
+        <w:rPr>
+          <w:rFonts w:ascii="Menlo" w:hAnsi="Menlo" w:cs="Menlo"/>
+          <w:color w:val="1F2328"/>
+          <w:sz w:val="18"/>
+          <w:szCs w:val="18"/>
+        </w:rPr>
+        <w:t xml:space="preserve">, </w:t>
+      </w:r>
+      <w:r>
+        <w:rPr>
+          <w:rFonts w:ascii="Menlo" w:hAnsi="Menlo" w:cs="Menlo"/>
+          <w:color w:val="953800"/>
+          <w:sz w:val="18"/>
+          <w:szCs w:val="18"/>
+        </w:rPr>
+        <w:t>exclude</w:t>
+      </w:r>
+      <w:r>
+        <w:rPr>
+          <w:rFonts w:ascii="Menlo" w:hAnsi="Menlo" w:cs="Menlo"/>
+          <w:color w:val="1F2328"/>
+          <w:sz w:val="18"/>
+          <w:szCs w:val="18"/>
+        </w:rPr>
+        <w:t xml:space="preserve"> </w:t>
+      </w:r>
+      <w:r>
+        <w:rPr>
+          <w:rFonts w:ascii="Menlo" w:hAnsi="Menlo" w:cs="Menlo"/>
+          <w:color w:val="1F2328"/>
+          <w:sz w:val="18"/>
+          <w:szCs w:val="18"/>
+        </w:rPr>
+        <w:t xml:space="preserve">= [0], </w:t>
+      </w:r>
+      <w:r>
+        <w:rPr>
+          <w:rFonts w:ascii="Menlo" w:hAnsi="Menlo" w:cs="Menlo"/>
+          <w:color w:val="953800"/>
+          <w:sz w:val="18"/>
+          <w:szCs w:val="18"/>
+        </w:rPr>
+        <w:t>normp</w:t>
+      </w:r>
+      <w:r>
+        <w:rPr>
+          <w:rFonts w:ascii="Menlo" w:hAnsi="Menlo" w:cs="Menlo"/>
+          <w:color w:val="1F2328"/>
+          <w:sz w:val="18"/>
+          <w:szCs w:val="18"/>
+        </w:rPr>
+        <w:t xml:space="preserve"> = 0, </w:t>
+      </w:r>
+      <w:r>
+        <w:rPr>
+          <w:rFonts w:ascii="Menlo" w:hAnsi="Menlo" w:cs="Menlo"/>
+          <w:color w:val="953800"/>
+          <w:sz w:val="18"/>
+          <w:szCs w:val="18"/>
+        </w:rPr>
+        <w:t>normp</w:t>
+      </w:r>
+      <w:r>
+        <w:rPr>
+          <w:rFonts w:ascii="Menlo" w:hAnsi="Menlo" w:cs="Menlo"/>
+          <w:color w:val="953800"/>
+          <w:sz w:val="18"/>
+          <w:szCs w:val="18"/>
+        </w:rPr>
+        <w:t>n</w:t>
+      </w:r>
+      <w:r>
+        <w:rPr>
+          <w:rFonts w:ascii="Menlo" w:hAnsi="Menlo" w:cs="Menlo"/>
+          <w:color w:val="1F2328"/>
+          <w:sz w:val="18"/>
+          <w:szCs w:val="18"/>
+        </w:rPr>
+        <w:t xml:space="preserve"> </w:t>
+      </w:r>
+      <w:r>
+        <w:rPr>
+          <w:rFonts w:ascii="Menlo" w:hAnsi="Menlo" w:cs="Menlo"/>
+          <w:color w:val="1F2328"/>
+          <w:sz w:val="18"/>
+          <w:szCs w:val="18"/>
+        </w:rPr>
+        <w:t>= 5</w:t>
       </w:r>
       <w:r>
         <w:rPr>
@@ -3326,7 +3482,25 @@
           <w:sz w:val="18"/>
           <w:szCs w:val="18"/>
         </w:rPr>
-        <w:t>asym, asymmetry = True</w:t>
+        <w:t xml:space="preserve">asym, </w:t>
+      </w:r>
+      <w:r>
+        <w:rPr>
+          <w:rFonts w:ascii="Menlo" w:hAnsi="Menlo" w:cs="Menlo"/>
+          <w:color w:val="953800"/>
+          <w:sz w:val="18"/>
+          <w:szCs w:val="18"/>
+        </w:rPr>
+        <w:t>asymmetry</w:t>
+      </w:r>
+      <w:r>
+        <w:rPr>
+          <w:rFonts w:ascii="Menlo" w:hAnsi="Menlo" w:cs="Menlo"/>
+          <w:color w:val="1F2328"/>
+          <w:sz w:val="18"/>
+          <w:szCs w:val="18"/>
+        </w:rPr>
+        <w:t xml:space="preserve"> = True</w:t>
       </w:r>
       <w:r>
         <w:rPr>
@@ -3371,7 +3545,7 @@
                     <pic:cNvPicPr/>
                   </pic:nvPicPr>
                   <pic:blipFill>
-                    <a:blip r:embed="rId7"/>
+                    <a:blip r:embed="rId8"/>
                     <a:stretch>
                       <a:fillRect/>
                     </a:stretch>
@@ -3476,7 +3650,7 @@
       <w:r>
         <w:rPr>
           <w:rFonts w:ascii="Menlo" w:hAnsi="Menlo" w:cs="Menlo"/>
-          <w:color w:val="1F2328"/>
+          <w:color w:val="953800"/>
           <w:sz w:val="18"/>
           <w:szCs w:val="18"/>
         </w:rPr>
@@ -3525,7 +3699,7 @@
                     <pic:cNvPicPr/>
                   </pic:nvPicPr>
                   <pic:blipFill>
-                    <a:blip r:embed="rId8"/>
+                    <a:blip r:embed="rId9"/>
                     <a:stretch>
                       <a:fillRect/>
                     </a:stretch>
@@ -3577,8 +3751,2104 @@
       <w:pPr>
         <w:rPr>
           <w:rFonts w:asciiTheme="minorHAnsi" w:hAnsiTheme="minorHAnsi"/>
-        </w:rPr>
-      </w:pPr>
+          <w:u w:val="single"/>
+        </w:rPr>
+      </w:pPr>
+      <w:r>
+        <w:rPr>
+          <w:rFonts w:asciiTheme="minorHAnsi" w:hAnsiTheme="minorHAnsi"/>
+          <w:u w:val="single"/>
+        </w:rPr>
+        <w:t xml:space="preserve">polarization() </w:t>
+      </w:r>
+    </w:p>
+    <w:p>
+      <w:pPr>
+        <w:rPr>
+          <w:rFonts w:asciiTheme="minorHAnsi" w:hAnsiTheme="minorHAnsi"/>
+        </w:rPr>
+      </w:pPr>
+    </w:p>
+    <w:p>
+      <w:pPr>
+        <w:rPr>
+          <w:rFonts w:asciiTheme="minorHAnsi" w:hAnsiTheme="minorHAnsi"/>
+        </w:rPr>
+      </w:pPr>
+      <w:r>
+        <w:rPr>
+          <w:rFonts w:asciiTheme="minorHAnsi" w:hAnsiTheme="minorHAnsi"/>
+        </w:rPr>
+        <w:t>This methods takes data from the asymmetry() method and calculates the spin polarization. For a complete calculation of the 3D spin vector we need four measurements:</w:t>
+      </w:r>
+    </w:p>
+    <w:p>
+      <w:pPr>
+        <w:rPr>
+          <w:rFonts w:asciiTheme="minorHAnsi" w:hAnsiTheme="minorHAnsi"/>
+        </w:rPr>
+      </w:pPr>
+    </w:p>
+    <w:p>
+      <w:pPr>
+        <w:pStyle w:val="ListParagraph"/>
+        <w:numPr>
+          <w:ilvl w:val="0"/>
+          <w:numId w:val="1"/>
+        </w:numPr>
+      </w:pPr>
+      <w:r>
+        <w:t xml:space="preserve">rotator +1, </w:t>
+      </w:r>
+      <w:r>
+        <w:tab/>
+        <w:t>coil 1</w:t>
+      </w:r>
+      <w:r>
+        <w:tab/>
+      </w:r>
+    </w:p>
+    <w:p>
+      <w:pPr>
+        <w:pStyle w:val="ListParagraph"/>
+        <w:numPr>
+          <w:ilvl w:val="0"/>
+          <w:numId w:val="1"/>
+        </w:numPr>
+      </w:pPr>
+      <w:r>
+        <w:t xml:space="preserve">rotator </w:t>
+      </w:r>
+      <w:r>
+        <w:t>-</w:t>
+      </w:r>
+      <w:r>
+        <w:t xml:space="preserve">1, </w:t>
+      </w:r>
+      <w:r>
+        <w:tab/>
+      </w:r>
+      <w:r>
+        <w:t>coil 1</w:t>
+      </w:r>
+      <w:r>
+        <w:tab/>
+      </w:r>
+    </w:p>
+    <w:p>
+      <w:pPr>
+        <w:pStyle w:val="ListParagraph"/>
+        <w:numPr>
+          <w:ilvl w:val="0"/>
+          <w:numId w:val="1"/>
+        </w:numPr>
+      </w:pPr>
+      <w:r>
+        <w:t xml:space="preserve">rotator +1, </w:t>
+      </w:r>
+      <w:r>
+        <w:tab/>
+      </w:r>
+      <w:r>
+        <w:t xml:space="preserve">coil </w:t>
+      </w:r>
+      <w:r>
+        <w:t>2</w:t>
+      </w:r>
+      <w:r>
+        <w:tab/>
+      </w:r>
+    </w:p>
+    <w:p>
+      <w:pPr>
+        <w:pStyle w:val="ListParagraph"/>
+        <w:numPr>
+          <w:ilvl w:val="0"/>
+          <w:numId w:val="1"/>
+        </w:numPr>
+      </w:pPr>
+      <w:r>
+        <w:t xml:space="preserve">rotator </w:t>
+      </w:r>
+      <w:r>
+        <w:t>-</w:t>
+      </w:r>
+      <w:r>
+        <w:t xml:space="preserve">1, </w:t>
+      </w:r>
+      <w:r>
+        <w:tab/>
+      </w:r>
+      <w:r>
+        <w:t xml:space="preserve">coil </w:t>
+      </w:r>
+      <w:r>
+        <w:t>2</w:t>
+      </w:r>
+      <w:r>
+        <w:tab/>
+      </w:r>
+    </w:p>
+    <w:p>
+      <w:pPr>
+        <w:rPr>
+          <w:rFonts w:asciiTheme="minorHAnsi" w:hAnsiTheme="minorHAnsi"/>
+        </w:rPr>
+      </w:pPr>
+    </w:p>
+    <w:p>
+      <w:pPr>
+        <w:rPr>
+          <w:rFonts w:asciiTheme="minorHAnsi" w:hAnsiTheme="minorHAnsi"/>
+        </w:rPr>
+      </w:pPr>
+      <w:r>
+        <w:rPr>
+          <w:rFonts w:asciiTheme="minorHAnsi" w:hAnsiTheme="minorHAnsi"/>
+        </w:rPr>
+        <w:t xml:space="preserve">With those four measurements the spin vector is completely determined. </w:t>
+      </w:r>
+      <w:r>
+        <w:rPr>
+          <w:rFonts w:asciiTheme="minorHAnsi" w:hAnsiTheme="minorHAnsi"/>
+        </w:rPr>
+        <w:t>A</w:t>
+      </w:r>
+      <w:r>
+        <w:rPr>
+          <w:rFonts w:asciiTheme="minorHAnsi" w:hAnsiTheme="minorHAnsi"/>
+        </w:rPr>
+        <w:t xml:space="preserve"> complete calculation of the 2D in-plane spin vector </w:t>
+      </w:r>
+      <w:r>
+        <w:rPr>
+          <w:rFonts w:asciiTheme="minorHAnsi" w:hAnsiTheme="minorHAnsi"/>
+        </w:rPr>
+        <w:t>requires two</w:t>
+      </w:r>
+      <w:r>
+        <w:rPr>
+          <w:rFonts w:asciiTheme="minorHAnsi" w:hAnsiTheme="minorHAnsi"/>
+        </w:rPr>
+        <w:t xml:space="preserve"> measurements:</w:t>
+      </w:r>
+    </w:p>
+    <w:p>
+      <w:pPr>
+        <w:rPr>
+          <w:rFonts w:asciiTheme="minorHAnsi" w:hAnsiTheme="minorHAnsi"/>
+        </w:rPr>
+      </w:pPr>
+    </w:p>
+    <w:p>
+      <w:pPr>
+        <w:pStyle w:val="ListParagraph"/>
+        <w:numPr>
+          <w:ilvl w:val="0"/>
+          <w:numId w:val="1"/>
+        </w:numPr>
+      </w:pPr>
+      <w:r>
+        <w:lastRenderedPageBreak/>
+        <w:t xml:space="preserve">rotator +1, </w:t>
+      </w:r>
+      <w:r>
+        <w:tab/>
+        <w:t>coil 2</w:t>
+      </w:r>
+    </w:p>
+    <w:p>
+      <w:pPr>
+        <w:pStyle w:val="ListParagraph"/>
+        <w:numPr>
+          <w:ilvl w:val="0"/>
+          <w:numId w:val="1"/>
+        </w:numPr>
+      </w:pPr>
+      <w:r>
+        <w:t xml:space="preserve">rotator -1, </w:t>
+      </w:r>
+      <w:r>
+        <w:tab/>
+        <w:t>coil 2</w:t>
+      </w:r>
+    </w:p>
+    <w:p>
+      <w:pPr>
+        <w:rPr>
+          <w:rFonts w:asciiTheme="minorHAnsi" w:hAnsiTheme="minorHAnsi"/>
+        </w:rPr>
+      </w:pPr>
+    </w:p>
+    <w:p>
+      <w:pPr>
+        <w:rPr>
+          <w:rFonts w:asciiTheme="minorHAnsi" w:hAnsiTheme="minorHAnsi"/>
+        </w:rPr>
+      </w:pPr>
+      <w:r>
+        <w:rPr>
+          <w:rFonts w:asciiTheme="minorHAnsi" w:hAnsiTheme="minorHAnsi"/>
+        </w:rPr>
+        <w:t>However, d</w:t>
+      </w:r>
+      <w:r>
+        <w:rPr>
+          <w:rFonts w:asciiTheme="minorHAnsi" w:hAnsiTheme="minorHAnsi"/>
+        </w:rPr>
+        <w:t xml:space="preserve">ue to the target being slightly angled (15°) </w:t>
+      </w:r>
+      <w:r>
+        <w:rPr>
+          <w:rFonts w:asciiTheme="minorHAnsi" w:hAnsiTheme="minorHAnsi"/>
+        </w:rPr>
+        <w:t>it might not be possible to determine the out-of-plane polarization without having first determined the in-plane polarization.</w:t>
+      </w:r>
+    </w:p>
+    <w:p>
+      <w:pPr>
+        <w:rPr>
+          <w:rFonts w:asciiTheme="minorHAnsi" w:hAnsiTheme="minorHAnsi"/>
+        </w:rPr>
+      </w:pPr>
+    </w:p>
+    <w:p>
+      <w:pPr>
+        <w:rPr>
+          <w:rFonts w:asciiTheme="minorHAnsi" w:hAnsiTheme="minorHAnsi"/>
+        </w:rPr>
+      </w:pPr>
+      <w:r>
+        <w:rPr>
+          <w:rFonts w:asciiTheme="minorHAnsi" w:hAnsiTheme="minorHAnsi"/>
+        </w:rPr>
+        <w:t xml:space="preserve">If we are </w:t>
+      </w:r>
+      <w:r>
+        <w:rPr>
+          <w:rFonts w:asciiTheme="minorHAnsi" w:hAnsiTheme="minorHAnsi"/>
+          <w:u w:val="single"/>
+        </w:rPr>
+        <w:t>sure</w:t>
+      </w:r>
+      <w:r>
+        <w:rPr>
+          <w:rFonts w:asciiTheme="minorHAnsi" w:hAnsiTheme="minorHAnsi"/>
+        </w:rPr>
+        <w:t xml:space="preserve"> that there is </w:t>
+      </w:r>
+      <w:r>
+        <w:rPr>
+          <w:rFonts w:asciiTheme="minorHAnsi" w:hAnsiTheme="minorHAnsi"/>
+          <w:u w:val="single"/>
+        </w:rPr>
+        <w:t>no</w:t>
+      </w:r>
+      <w:r>
+        <w:rPr>
+          <w:rFonts w:asciiTheme="minorHAnsi" w:hAnsiTheme="minorHAnsi"/>
+        </w:rPr>
+        <w:t xml:space="preserve"> in-plane polarization </w:t>
+      </w:r>
+      <w:r>
+        <w:rPr>
+          <w:rFonts w:asciiTheme="minorHAnsi" w:hAnsiTheme="minorHAnsi"/>
+        </w:rPr>
+        <w:t>we</w:t>
+      </w:r>
+      <w:r>
+        <w:rPr>
+          <w:rFonts w:asciiTheme="minorHAnsi" w:hAnsiTheme="minorHAnsi"/>
+        </w:rPr>
+        <w:t xml:space="preserve"> can correctly determine the out-of-plane polarization through one measurement only, using coil 1 and either of rotator +1 or -1.</w:t>
+      </w:r>
+      <w:r>
+        <w:rPr>
+          <w:rFonts w:asciiTheme="minorHAnsi" w:hAnsiTheme="minorHAnsi"/>
+        </w:rPr>
+        <w:t xml:space="preserve"> If the in-plane component is expected to be small one can get a good estimate of the out-of-plane component from two measuements with coil 1, one with rotator +1 and one with rotator -1. </w:t>
+      </w:r>
+    </w:p>
+    <w:p>
+      <w:pPr>
+        <w:rPr>
+          <w:rFonts w:asciiTheme="minorHAnsi" w:hAnsiTheme="minorHAnsi"/>
+        </w:rPr>
+      </w:pPr>
+    </w:p>
+    <w:p>
+      <w:pPr>
+        <w:rPr>
+          <w:rFonts w:asciiTheme="minorHAnsi" w:hAnsiTheme="minorHAnsi"/>
+        </w:rPr>
+      </w:pPr>
+      <w:r>
+        <w:rPr>
+          <w:rFonts w:asciiTheme="minorHAnsi" w:hAnsiTheme="minorHAnsi"/>
+        </w:rPr>
+        <w:t>We need to do four measurements if the polarization is unknown or the in-plane component is larger than not negligable.</w:t>
+      </w:r>
+    </w:p>
+    <w:p>
+      <w:pPr>
+        <w:rPr>
+          <w:rFonts w:asciiTheme="minorHAnsi" w:hAnsiTheme="minorHAnsi"/>
+        </w:rPr>
+      </w:pPr>
+    </w:p>
+    <w:p>
+      <w:pPr>
+        <w:rPr>
+          <w:rFonts w:asciiTheme="minorHAnsi" w:eastAsiaTheme="minorEastAsia" w:hAnsiTheme="minorHAnsi"/>
+        </w:rPr>
+      </w:pPr>
+      <m:oMath>
+        <m:sSub>
+          <m:sSubPr>
+            <m:ctrlPr>
+              <w:rPr>
+                <w:rFonts w:ascii="Cambria Math" w:eastAsiaTheme="minorEastAsia" w:hAnsi="Cambria Math"/>
+                <w:i/>
+              </w:rPr>
+            </m:ctrlPr>
+          </m:sSubPr>
+          <m:e>
+            <m:r>
+              <w:rPr>
+                <w:rFonts w:ascii="Cambria Math" w:eastAsiaTheme="minorEastAsia" w:hAnsi="Cambria Math"/>
+              </w:rPr>
+              <m:t>P</m:t>
+            </m:r>
+          </m:e>
+          <m:sub>
+            <m:r>
+              <w:rPr>
+                <w:rFonts w:ascii="Cambria Math" w:eastAsiaTheme="minorEastAsia" w:hAnsi="Cambria Math"/>
+              </w:rPr>
+              <m:t>x</m:t>
+            </m:r>
+          </m:sub>
+        </m:sSub>
+      </m:oMath>
+      <w:r>
+        <w:rPr>
+          <w:rFonts w:asciiTheme="minorHAnsi" w:eastAsiaTheme="minorEastAsia" w:hAnsiTheme="minorHAnsi"/>
+        </w:rPr>
+        <w:t xml:space="preserve">, </w:t>
+      </w:r>
+      <m:oMath>
+        <m:sSub>
+          <m:sSubPr>
+            <m:ctrlPr>
+              <w:rPr>
+                <w:rFonts w:ascii="Cambria Math" w:eastAsiaTheme="minorEastAsia" w:hAnsi="Cambria Math"/>
+                <w:i/>
+              </w:rPr>
+            </m:ctrlPr>
+          </m:sSubPr>
+          <m:e>
+            <m:r>
+              <w:rPr>
+                <w:rFonts w:ascii="Cambria Math" w:eastAsiaTheme="minorEastAsia" w:hAnsi="Cambria Math"/>
+              </w:rPr>
+              <m:t>P</m:t>
+            </m:r>
+          </m:e>
+          <m:sub>
+            <m:r>
+              <w:rPr>
+                <w:rFonts w:ascii="Cambria Math" w:eastAsiaTheme="minorEastAsia" w:hAnsi="Cambria Math"/>
+              </w:rPr>
+              <m:t>y</m:t>
+            </m:r>
+          </m:sub>
+        </m:sSub>
+      </m:oMath>
+      <w:r>
+        <w:rPr>
+          <w:rFonts w:asciiTheme="minorHAnsi" w:eastAsiaTheme="minorEastAsia" w:hAnsiTheme="minorHAnsi"/>
+        </w:rPr>
+        <w:t xml:space="preserve"> and </w:t>
+      </w:r>
+      <m:oMath>
+        <m:sSub>
+          <m:sSubPr>
+            <m:ctrlPr>
+              <w:rPr>
+                <w:rFonts w:ascii="Cambria Math" w:eastAsiaTheme="minorEastAsia" w:hAnsi="Cambria Math"/>
+                <w:i/>
+              </w:rPr>
+            </m:ctrlPr>
+          </m:sSubPr>
+          <m:e>
+            <m:r>
+              <w:rPr>
+                <w:rFonts w:ascii="Cambria Math" w:eastAsiaTheme="minorEastAsia" w:hAnsi="Cambria Math"/>
+              </w:rPr>
+              <m:t>P</m:t>
+            </m:r>
+          </m:e>
+          <m:sub>
+            <m:r>
+              <w:rPr>
+                <w:rFonts w:ascii="Cambria Math" w:eastAsiaTheme="minorEastAsia" w:hAnsi="Cambria Math"/>
+              </w:rPr>
+              <m:t>z</m:t>
+            </m:r>
+          </m:sub>
+        </m:sSub>
+      </m:oMath>
+      <w:r>
+        <w:rPr>
+          <w:rFonts w:asciiTheme="minorHAnsi" w:eastAsiaTheme="minorEastAsia" w:hAnsiTheme="minorHAnsi"/>
+        </w:rPr>
+        <w:t xml:space="preserve"> are calculated by:</w:t>
+      </w:r>
+    </w:p>
+    <w:p>
+      <w:pPr>
+        <w:jc w:val="both"/>
+        <w:rPr>
+          <w:rFonts w:asciiTheme="minorHAnsi" w:eastAsiaTheme="minorEastAsia" w:hAnsiTheme="minorHAnsi"/>
+        </w:rPr>
+      </w:pPr>
+    </w:p>
+    <w:p>
+      <w:pPr>
+        <w:spacing w:after="120"/>
+        <w:jc w:val="both"/>
+        <w:rPr>
+          <w:rFonts w:asciiTheme="minorHAnsi" w:eastAsiaTheme="minorEastAsia" w:hAnsiTheme="minorHAnsi"/>
+          <w:i/>
+        </w:rPr>
+      </w:pPr>
+      <m:oMathPara>
+        <m:oMathParaPr>
+          <m:jc m:val="left"/>
+        </m:oMathParaPr>
+        <m:oMath>
+          <m:sSub>
+            <m:sSubPr>
+              <m:ctrlPr>
+                <w:rPr>
+                  <w:rFonts w:ascii="Cambria Math" w:hAnsi="Cambria Math"/>
+                  <w:i/>
+                </w:rPr>
+              </m:ctrlPr>
+            </m:sSubPr>
+            <m:e>
+              <m:r>
+                <w:rPr>
+                  <w:rFonts w:ascii="Cambria Math" w:hAnsi="Cambria Math"/>
+                </w:rPr>
+                <m:t>P</m:t>
+              </m:r>
+            </m:e>
+            <m:sub>
+              <m:r>
+                <w:rPr>
+                  <w:rFonts w:ascii="Cambria Math" w:hAnsi="Cambria Math"/>
+                </w:rPr>
+                <m:t>x</m:t>
+              </m:r>
+            </m:sub>
+          </m:sSub>
+          <m:r>
+            <w:rPr>
+              <w:rFonts w:ascii="Cambria Math" w:hAnsi="Cambria Math"/>
+            </w:rPr>
+            <m:t>=-</m:t>
+          </m:r>
+          <m:f>
+            <m:fPr>
+              <m:ctrlPr>
+                <w:rPr>
+                  <w:rFonts w:ascii="Cambria Math" w:hAnsi="Cambria Math"/>
+                  <w:i/>
+                </w:rPr>
+              </m:ctrlPr>
+            </m:fPr>
+            <m:num>
+              <m:sSubSup>
+                <m:sSubSupPr>
+                  <m:ctrlPr>
+                    <w:rPr>
+                      <w:rFonts w:ascii="Cambria Math" w:eastAsiaTheme="minorEastAsia" w:hAnsi="Cambria Math"/>
+                      <w:i/>
+                    </w:rPr>
+                  </m:ctrlPr>
+                </m:sSubSupPr>
+                <m:e>
+                  <m:r>
+                    <w:rPr>
+                      <w:rFonts w:ascii="Cambria Math" w:eastAsiaTheme="minorEastAsia" w:hAnsi="Cambria Math"/>
+                    </w:rPr>
+                    <m:t>A</m:t>
+                  </m:r>
+                </m:e>
+                <m:sub>
+                  <m:r>
+                    <w:rPr>
+                      <w:rFonts w:ascii="Cambria Math" w:eastAsiaTheme="minorEastAsia" w:hAnsi="Cambria Math"/>
+                    </w:rPr>
+                    <m:t>R</m:t>
+                  </m:r>
+                  <m:r>
+                    <w:rPr>
+                      <w:rFonts w:ascii="Cambria Math" w:eastAsiaTheme="minorEastAsia" w:hAnsi="Cambria Math"/>
+                    </w:rPr>
+                    <m:t>+</m:t>
+                  </m:r>
+                </m:sub>
+                <m:sup>
+                  <m:r>
+                    <w:rPr>
+                      <w:rFonts w:ascii="Cambria Math" w:eastAsiaTheme="minorEastAsia" w:hAnsi="Cambria Math"/>
+                    </w:rPr>
+                    <m:t>C</m:t>
+                  </m:r>
+                  <m:r>
+                    <w:rPr>
+                      <w:rFonts w:ascii="Cambria Math" w:eastAsiaTheme="minorEastAsia" w:hAnsi="Cambria Math"/>
+                    </w:rPr>
+                    <m:t>2</m:t>
+                  </m:r>
+                </m:sup>
+              </m:sSubSup>
+              <m:r>
+                <w:rPr>
+                  <w:rFonts w:ascii="Cambria Math" w:eastAsiaTheme="minorEastAsia" w:hAnsi="Cambria Math"/>
+                </w:rPr>
+                <m:t>-</m:t>
+              </m:r>
+              <m:sSubSup>
+                <m:sSubSupPr>
+                  <m:ctrlPr>
+                    <w:rPr>
+                      <w:rFonts w:ascii="Cambria Math" w:eastAsiaTheme="minorEastAsia" w:hAnsi="Cambria Math"/>
+                      <w:i/>
+                    </w:rPr>
+                  </m:ctrlPr>
+                </m:sSubSupPr>
+                <m:e>
+                  <m:r>
+                    <w:rPr>
+                      <w:rFonts w:ascii="Cambria Math" w:eastAsiaTheme="minorEastAsia" w:hAnsi="Cambria Math"/>
+                    </w:rPr>
+                    <m:t>A</m:t>
+                  </m:r>
+                </m:e>
+                <m:sub>
+                  <m:r>
+                    <w:rPr>
+                      <w:rFonts w:ascii="Cambria Math" w:eastAsiaTheme="minorEastAsia" w:hAnsi="Cambria Math"/>
+                    </w:rPr>
+                    <m:t>R</m:t>
+                  </m:r>
+                  <m:r>
+                    <w:rPr>
+                      <w:rFonts w:ascii="Cambria Math" w:eastAsiaTheme="minorEastAsia" w:hAnsi="Cambria Math"/>
+                    </w:rPr>
+                    <m:t>-</m:t>
+                  </m:r>
+                </m:sub>
+                <m:sup>
+                  <m:r>
+                    <w:rPr>
+                      <w:rFonts w:ascii="Cambria Math" w:eastAsiaTheme="minorEastAsia" w:hAnsi="Cambria Math"/>
+                    </w:rPr>
+                    <m:t>C2</m:t>
+                  </m:r>
+                </m:sup>
+              </m:sSubSup>
+            </m:num>
+            <m:den>
+              <m:rad>
+                <m:radPr>
+                  <m:degHide m:val="1"/>
+                  <m:ctrlPr>
+                    <w:rPr>
+                      <w:rFonts w:ascii="Cambria Math" w:eastAsiaTheme="minorEastAsia" w:hAnsi="Cambria Math"/>
+                      <w:i/>
+                    </w:rPr>
+                  </m:ctrlPr>
+                </m:radPr>
+                <m:deg/>
+                <m:e>
+                  <m:r>
+                    <w:rPr>
+                      <w:rFonts w:ascii="Cambria Math" w:eastAsiaTheme="minorEastAsia" w:hAnsi="Cambria Math"/>
+                    </w:rPr>
+                    <m:t>2</m:t>
+                  </m:r>
+                </m:e>
+              </m:rad>
+              <m:r>
+                <w:rPr>
+                  <w:rFonts w:ascii="Cambria Math" w:eastAsiaTheme="minorEastAsia" w:hAnsi="Cambria Math"/>
+                </w:rPr>
+                <m:t>S</m:t>
+              </m:r>
+            </m:den>
+          </m:f>
+        </m:oMath>
+      </m:oMathPara>
+    </w:p>
+    <w:p>
+      <w:pPr>
+        <w:spacing w:after="120"/>
+        <w:jc w:val="both"/>
+        <w:rPr>
+          <w:rFonts w:asciiTheme="minorHAnsi" w:eastAsiaTheme="minorEastAsia" w:hAnsiTheme="minorHAnsi"/>
+        </w:rPr>
+      </w:pPr>
+      <m:oMathPara>
+        <m:oMathParaPr>
+          <m:jc m:val="left"/>
+        </m:oMathParaPr>
+        <m:oMath>
+          <m:sSub>
+            <m:sSubPr>
+              <m:ctrlPr>
+                <w:rPr>
+                  <w:rFonts w:ascii="Cambria Math" w:hAnsi="Cambria Math"/>
+                  <w:i/>
+                </w:rPr>
+              </m:ctrlPr>
+            </m:sSubPr>
+            <m:e>
+              <m:r>
+                <w:rPr>
+                  <w:rFonts w:ascii="Cambria Math" w:hAnsi="Cambria Math"/>
+                </w:rPr>
+                <m:t>P</m:t>
+              </m:r>
+            </m:e>
+            <m:sub>
+              <m:r>
+                <w:rPr>
+                  <w:rFonts w:ascii="Cambria Math" w:hAnsi="Cambria Math"/>
+                </w:rPr>
+                <m:t>y</m:t>
+              </m:r>
+            </m:sub>
+          </m:sSub>
+          <m:r>
+            <w:rPr>
+              <w:rFonts w:ascii="Cambria Math" w:hAnsi="Cambria Math"/>
+            </w:rPr>
+            <m:t>=</m:t>
+          </m:r>
+          <m:f>
+            <m:fPr>
+              <m:ctrlPr>
+                <w:rPr>
+                  <w:rFonts w:ascii="Cambria Math" w:hAnsi="Cambria Math"/>
+                  <w:i/>
+                </w:rPr>
+              </m:ctrlPr>
+            </m:fPr>
+            <m:num>
+              <m:sSubSup>
+                <m:sSubSupPr>
+                  <m:ctrlPr>
+                    <w:rPr>
+                      <w:rFonts w:ascii="Cambria Math" w:eastAsiaTheme="minorEastAsia" w:hAnsi="Cambria Math"/>
+                      <w:i/>
+                    </w:rPr>
+                  </m:ctrlPr>
+                </m:sSubSupPr>
+                <m:e>
+                  <m:r>
+                    <w:rPr>
+                      <w:rFonts w:ascii="Cambria Math" w:eastAsiaTheme="minorEastAsia" w:hAnsi="Cambria Math"/>
+                    </w:rPr>
+                    <m:t>A</m:t>
+                  </m:r>
+                </m:e>
+                <m:sub>
+                  <m:r>
+                    <w:rPr>
+                      <w:rFonts w:ascii="Cambria Math" w:eastAsiaTheme="minorEastAsia" w:hAnsi="Cambria Math"/>
+                    </w:rPr>
+                    <m:t>R</m:t>
+                  </m:r>
+                  <m:r>
+                    <w:rPr>
+                      <w:rFonts w:ascii="Cambria Math" w:eastAsiaTheme="minorEastAsia" w:hAnsi="Cambria Math"/>
+                    </w:rPr>
+                    <m:t>+</m:t>
+                  </m:r>
+                </m:sub>
+                <m:sup>
+                  <m:r>
+                    <w:rPr>
+                      <w:rFonts w:ascii="Cambria Math" w:eastAsiaTheme="minorEastAsia" w:hAnsi="Cambria Math"/>
+                    </w:rPr>
+                    <m:t>C</m:t>
+                  </m:r>
+                  <m:r>
+                    <w:rPr>
+                      <w:rFonts w:ascii="Cambria Math" w:eastAsiaTheme="minorEastAsia" w:hAnsi="Cambria Math"/>
+                    </w:rPr>
+                    <m:t>2</m:t>
+                  </m:r>
+                </m:sup>
+              </m:sSubSup>
+              <m:r>
+                <w:rPr>
+                  <w:rFonts w:ascii="Cambria Math" w:eastAsiaTheme="minorEastAsia" w:hAnsi="Cambria Math"/>
+                </w:rPr>
+                <m:t>+</m:t>
+              </m:r>
+              <m:sSubSup>
+                <m:sSubSupPr>
+                  <m:ctrlPr>
+                    <w:rPr>
+                      <w:rFonts w:ascii="Cambria Math" w:eastAsiaTheme="minorEastAsia" w:hAnsi="Cambria Math"/>
+                      <w:i/>
+                    </w:rPr>
+                  </m:ctrlPr>
+                </m:sSubSupPr>
+                <m:e>
+                  <m:r>
+                    <w:rPr>
+                      <w:rFonts w:ascii="Cambria Math" w:eastAsiaTheme="minorEastAsia" w:hAnsi="Cambria Math"/>
+                    </w:rPr>
+                    <m:t>A</m:t>
+                  </m:r>
+                </m:e>
+                <m:sub>
+                  <m:r>
+                    <w:rPr>
+                      <w:rFonts w:ascii="Cambria Math" w:eastAsiaTheme="minorEastAsia" w:hAnsi="Cambria Math"/>
+                    </w:rPr>
+                    <m:t>R</m:t>
+                  </m:r>
+                  <m:r>
+                    <w:rPr>
+                      <w:rFonts w:ascii="Cambria Math" w:eastAsiaTheme="minorEastAsia" w:hAnsi="Cambria Math"/>
+                    </w:rPr>
+                    <m:t>-</m:t>
+                  </m:r>
+                </m:sub>
+                <m:sup>
+                  <m:r>
+                    <w:rPr>
+                      <w:rFonts w:ascii="Cambria Math" w:eastAsiaTheme="minorEastAsia" w:hAnsi="Cambria Math"/>
+                    </w:rPr>
+                    <m:t>C</m:t>
+                  </m:r>
+                  <m:r>
+                    <w:rPr>
+                      <w:rFonts w:ascii="Cambria Math" w:eastAsiaTheme="minorEastAsia" w:hAnsi="Cambria Math"/>
+                    </w:rPr>
+                    <m:t>2</m:t>
+                  </m:r>
+                </m:sup>
+              </m:sSubSup>
+            </m:num>
+            <m:den>
+              <m:rad>
+                <m:radPr>
+                  <m:degHide m:val="1"/>
+                  <m:ctrlPr>
+                    <w:rPr>
+                      <w:rFonts w:ascii="Cambria Math" w:eastAsiaTheme="minorEastAsia" w:hAnsi="Cambria Math"/>
+                      <w:i/>
+                    </w:rPr>
+                  </m:ctrlPr>
+                </m:radPr>
+                <m:deg/>
+                <m:e>
+                  <m:r>
+                    <w:rPr>
+                      <w:rFonts w:ascii="Cambria Math" w:eastAsiaTheme="minorEastAsia" w:hAnsi="Cambria Math"/>
+                    </w:rPr>
+                    <m:t>2</m:t>
+                  </m:r>
+                </m:e>
+              </m:rad>
+              <m:r>
+                <w:rPr>
+                  <w:rFonts w:ascii="Cambria Math" w:eastAsiaTheme="minorEastAsia" w:hAnsi="Cambria Math"/>
+                </w:rPr>
+                <m:t>S</m:t>
+              </m:r>
+            </m:den>
+          </m:f>
+        </m:oMath>
+      </m:oMathPara>
+    </w:p>
+    <w:p>
+      <w:pPr>
+        <w:spacing w:after="120"/>
+        <w:jc w:val="both"/>
+        <w:rPr>
+          <w:rFonts w:asciiTheme="minorHAnsi" w:eastAsiaTheme="minorEastAsia" w:hAnsiTheme="minorHAnsi"/>
+        </w:rPr>
+      </w:pPr>
+      <m:oMathPara>
+        <m:oMathParaPr>
+          <m:jc m:val="left"/>
+        </m:oMathParaPr>
+        <m:oMath>
+          <m:sSub>
+            <m:sSubPr>
+              <m:ctrlPr>
+                <w:rPr>
+                  <w:rFonts w:ascii="Cambria Math" w:hAnsi="Cambria Math"/>
+                  <w:i/>
+                </w:rPr>
+              </m:ctrlPr>
+            </m:sSubPr>
+            <m:e>
+              <m:r>
+                <w:rPr>
+                  <w:rFonts w:ascii="Cambria Math" w:hAnsi="Cambria Math"/>
+                </w:rPr>
+                <m:t>P</m:t>
+              </m:r>
+            </m:e>
+            <m:sub>
+              <m:r>
+                <w:rPr>
+                  <w:rFonts w:ascii="Cambria Math" w:hAnsi="Cambria Math"/>
+                </w:rPr>
+                <m:t>z</m:t>
+              </m:r>
+            </m:sub>
+          </m:sSub>
+          <m:r>
+            <w:rPr>
+              <w:rFonts w:ascii="Cambria Math" w:hAnsi="Cambria Math"/>
+            </w:rPr>
+            <m:t>=</m:t>
+          </m:r>
+          <m:f>
+            <m:fPr>
+              <m:ctrlPr>
+                <w:rPr>
+                  <w:rFonts w:ascii="Cambria Math" w:hAnsi="Cambria Math"/>
+                  <w:i/>
+                </w:rPr>
+              </m:ctrlPr>
+            </m:fPr>
+            <m:num>
+              <m:r>
+                <w:rPr>
+                  <w:rFonts w:ascii="Cambria Math" w:hAnsi="Cambria Math"/>
+                </w:rPr>
+                <m:t>1</m:t>
+              </m:r>
+            </m:num>
+            <m:den>
+              <m:func>
+                <m:funcPr>
+                  <m:ctrlPr>
+                    <w:rPr>
+                      <w:rFonts w:ascii="Cambria Math" w:hAnsi="Cambria Math"/>
+                      <w:i/>
+                    </w:rPr>
+                  </m:ctrlPr>
+                </m:funcPr>
+                <m:fName>
+                  <m:r>
+                    <w:rPr>
+                      <w:rFonts w:ascii="Cambria Math" w:hAnsi="Cambria Math"/>
+                    </w:rPr>
+                    <m:t>cos</m:t>
+                  </m:r>
+                </m:fName>
+                <m:e>
+                  <m:r>
+                    <w:rPr>
+                      <w:rFonts w:ascii="Cambria Math" w:hAnsi="Cambria Math"/>
+                    </w:rPr>
+                    <m:t>θ</m:t>
+                  </m:r>
+                </m:e>
+              </m:func>
+            </m:den>
+          </m:f>
+          <m:d>
+            <m:dPr>
+              <m:ctrlPr>
+                <w:rPr>
+                  <w:rFonts w:ascii="Cambria Math" w:hAnsi="Cambria Math"/>
+                  <w:i/>
+                </w:rPr>
+              </m:ctrlPr>
+            </m:dPr>
+            <m:e>
+              <m:f>
+                <m:fPr>
+                  <m:ctrlPr>
+                    <w:rPr>
+                      <w:rFonts w:ascii="Cambria Math" w:hAnsi="Cambria Math"/>
+                      <w:i/>
+                    </w:rPr>
+                  </m:ctrlPr>
+                </m:fPr>
+                <m:num>
+                  <m:sSubSup>
+                    <m:sSubSupPr>
+                      <m:ctrlPr>
+                        <w:rPr>
+                          <w:rFonts w:ascii="Cambria Math" w:eastAsiaTheme="minorEastAsia" w:hAnsi="Cambria Math"/>
+                          <w:i/>
+                        </w:rPr>
+                      </m:ctrlPr>
+                    </m:sSubSupPr>
+                    <m:e>
+                      <m:r>
+                        <w:rPr>
+                          <w:rFonts w:ascii="Cambria Math" w:eastAsiaTheme="minorEastAsia" w:hAnsi="Cambria Math"/>
+                        </w:rPr>
+                        <m:t>A</m:t>
+                      </m:r>
+                    </m:e>
+                    <m:sub>
+                      <m:r>
+                        <w:rPr>
+                          <w:rFonts w:ascii="Cambria Math" w:eastAsiaTheme="minorEastAsia" w:hAnsi="Cambria Math"/>
+                        </w:rPr>
+                        <m:t>R</m:t>
+                      </m:r>
+                      <m:r>
+                        <w:rPr>
+                          <w:rFonts w:ascii="Cambria Math" w:eastAsiaTheme="minorEastAsia" w:hAnsi="Cambria Math"/>
+                        </w:rPr>
+                        <m:t>+</m:t>
+                      </m:r>
+                    </m:sub>
+                    <m:sup>
+                      <m:r>
+                        <w:rPr>
+                          <w:rFonts w:ascii="Cambria Math" w:eastAsiaTheme="minorEastAsia" w:hAnsi="Cambria Math"/>
+                        </w:rPr>
+                        <m:t>C</m:t>
+                      </m:r>
+                      <m:r>
+                        <w:rPr>
+                          <w:rFonts w:ascii="Cambria Math" w:eastAsiaTheme="minorEastAsia" w:hAnsi="Cambria Math"/>
+                        </w:rPr>
+                        <m:t>1</m:t>
+                      </m:r>
+                    </m:sup>
+                  </m:sSubSup>
+                  <m:r>
+                    <w:rPr>
+                      <w:rFonts w:ascii="Cambria Math" w:hAnsi="Cambria Math"/>
+                    </w:rPr>
+                    <m:t>+</m:t>
+                  </m:r>
+                  <m:sSubSup>
+                    <m:sSubSupPr>
+                      <m:ctrlPr>
+                        <w:rPr>
+                          <w:rFonts w:ascii="Cambria Math" w:eastAsiaTheme="minorEastAsia" w:hAnsi="Cambria Math"/>
+                          <w:i/>
+                        </w:rPr>
+                      </m:ctrlPr>
+                    </m:sSubSupPr>
+                    <m:e>
+                      <m:r>
+                        <w:rPr>
+                          <w:rFonts w:ascii="Cambria Math" w:eastAsiaTheme="minorEastAsia" w:hAnsi="Cambria Math"/>
+                        </w:rPr>
+                        <m:t>A</m:t>
+                      </m:r>
+                    </m:e>
+                    <m:sub>
+                      <m:r>
+                        <w:rPr>
+                          <w:rFonts w:ascii="Cambria Math" w:eastAsiaTheme="minorEastAsia" w:hAnsi="Cambria Math"/>
+                        </w:rPr>
+                        <m:t>R</m:t>
+                      </m:r>
+                      <m:r>
+                        <w:rPr>
+                          <w:rFonts w:ascii="Cambria Math" w:eastAsiaTheme="minorEastAsia" w:hAnsi="Cambria Math"/>
+                        </w:rPr>
+                        <m:t>-</m:t>
+                      </m:r>
+                    </m:sub>
+                    <m:sup>
+                      <m:r>
+                        <w:rPr>
+                          <w:rFonts w:ascii="Cambria Math" w:eastAsiaTheme="minorEastAsia" w:hAnsi="Cambria Math"/>
+                        </w:rPr>
+                        <m:t>C</m:t>
+                      </m:r>
+                      <m:r>
+                        <w:rPr>
+                          <w:rFonts w:ascii="Cambria Math" w:eastAsiaTheme="minorEastAsia" w:hAnsi="Cambria Math"/>
+                        </w:rPr>
+                        <m:t>1</m:t>
+                      </m:r>
+                    </m:sup>
+                  </m:sSubSup>
+                </m:num>
+                <m:den>
+                  <m:r>
+                    <w:rPr>
+                      <w:rFonts w:ascii="Cambria Math" w:hAnsi="Cambria Math"/>
+                    </w:rPr>
+                    <m:t>2</m:t>
+                  </m:r>
+                </m:den>
+              </m:f>
+              <m:f>
+                <m:fPr>
+                  <m:ctrlPr>
+                    <w:rPr>
+                      <w:rFonts w:ascii="Cambria Math" w:hAnsi="Cambria Math"/>
+                      <w:i/>
+                    </w:rPr>
+                  </m:ctrlPr>
+                </m:fPr>
+                <m:num>
+                  <m:r>
+                    <w:rPr>
+                      <w:rFonts w:ascii="Cambria Math" w:hAnsi="Cambria Math"/>
+                    </w:rPr>
+                    <m:t>1</m:t>
+                  </m:r>
+                </m:num>
+                <m:den>
+                  <m:r>
+                    <w:rPr>
+                      <w:rFonts w:ascii="Cambria Math" w:hAnsi="Cambria Math"/>
+                    </w:rPr>
+                    <m:t>S</m:t>
+                  </m:r>
+                </m:den>
+              </m:f>
+              <m:r>
+                <w:rPr>
+                  <w:rFonts w:ascii="Cambria Math" w:hAnsi="Cambria Math"/>
+                </w:rPr>
+                <m:t>-</m:t>
+              </m:r>
+              <m:f>
+                <m:fPr>
+                  <m:ctrlPr>
+                    <w:rPr>
+                      <w:rFonts w:ascii="Cambria Math" w:hAnsi="Cambria Math"/>
+                      <w:i/>
+                    </w:rPr>
+                  </m:ctrlPr>
+                </m:fPr>
+                <m:num>
+                  <m:func>
+                    <m:funcPr>
+                      <m:ctrlPr>
+                        <w:rPr>
+                          <w:rFonts w:ascii="Cambria Math" w:eastAsiaTheme="minorEastAsia" w:hAnsi="Cambria Math"/>
+                          <w:i/>
+                        </w:rPr>
+                      </m:ctrlPr>
+                    </m:funcPr>
+                    <m:fName>
+                      <m:r>
+                        <w:rPr>
+                          <w:rFonts w:ascii="Cambria Math" w:hAnsi="Cambria Math"/>
+                        </w:rPr>
+                        <m:t>sin</m:t>
+                      </m:r>
+                    </m:fName>
+                    <m:e>
+                      <m:r>
+                        <w:rPr>
+                          <w:rFonts w:ascii="Cambria Math" w:eastAsiaTheme="minorEastAsia" w:hAnsi="Cambria Math"/>
+                        </w:rPr>
+                        <m:t>θ</m:t>
+                      </m:r>
+                    </m:e>
+                  </m:func>
+                </m:num>
+                <m:den>
+                  <m:rad>
+                    <m:radPr>
+                      <m:degHide m:val="1"/>
+                      <m:ctrlPr>
+                        <w:rPr>
+                          <w:rFonts w:ascii="Cambria Math" w:hAnsi="Cambria Math"/>
+                          <w:i/>
+                        </w:rPr>
+                      </m:ctrlPr>
+                    </m:radPr>
+                    <m:deg/>
+                    <m:e>
+                      <m:r>
+                        <w:rPr>
+                          <w:rFonts w:ascii="Cambria Math" w:hAnsi="Cambria Math"/>
+                        </w:rPr>
+                        <m:t>2</m:t>
+                      </m:r>
+                    </m:e>
+                  </m:rad>
+                </m:den>
+              </m:f>
+              <m:sSub>
+                <m:sSubPr>
+                  <m:ctrlPr>
+                    <w:rPr>
+                      <w:rFonts w:ascii="Cambria Math" w:hAnsi="Cambria Math"/>
+                      <w:i/>
+                    </w:rPr>
+                  </m:ctrlPr>
+                </m:sSubPr>
+                <m:e>
+                  <m:r>
+                    <w:rPr>
+                      <w:rFonts w:ascii="Cambria Math" w:hAnsi="Cambria Math"/>
+                    </w:rPr>
+                    <m:t>P</m:t>
+                  </m:r>
+                </m:e>
+                <m:sub>
+                  <m:r>
+                    <w:rPr>
+                      <w:rFonts w:ascii="Cambria Math" w:hAnsi="Cambria Math"/>
+                    </w:rPr>
+                    <m:t>x</m:t>
+                  </m:r>
+                </m:sub>
+              </m:sSub>
+            </m:e>
+          </m:d>
+        </m:oMath>
+      </m:oMathPara>
+    </w:p>
+    <w:p>
+      <w:pPr>
+        <w:spacing w:after="120"/>
+        <w:jc w:val="both"/>
+        <w:rPr>
+          <w:rFonts w:asciiTheme="minorHAnsi" w:eastAsiaTheme="minorEastAsia" w:hAnsiTheme="minorHAnsi"/>
+          <w:iCs/>
+        </w:rPr>
+      </w:pPr>
+    </w:p>
+    <w:p>
+      <w:pPr>
+        <w:spacing w:after="120"/>
+        <w:jc w:val="both"/>
+        <w:rPr>
+          <w:rFonts w:asciiTheme="minorHAnsi" w:eastAsiaTheme="minorEastAsia" w:hAnsiTheme="minorHAnsi"/>
+          <w:iCs/>
+        </w:rPr>
+      </w:pPr>
+      <w:r>
+        <w:rPr>
+          <w:rFonts w:asciiTheme="minorHAnsi" w:eastAsiaTheme="minorEastAsia" w:hAnsiTheme="minorHAnsi"/>
+          <w:iCs/>
+        </w:rPr>
+        <w:t>w</w:t>
+      </w:r>
+      <w:r>
+        <w:rPr>
+          <w:rFonts w:asciiTheme="minorHAnsi" w:eastAsiaTheme="minorEastAsia" w:hAnsiTheme="minorHAnsi"/>
+          <w:iCs/>
+        </w:rPr>
+        <w:t>here</w:t>
+      </w:r>
+      <w:r>
+        <w:rPr>
+          <w:rFonts w:asciiTheme="minorHAnsi" w:eastAsiaTheme="minorEastAsia" w:hAnsiTheme="minorHAnsi"/>
+          <w:iCs/>
+        </w:rPr>
+        <w:t xml:space="preserve"> </w:t>
+      </w:r>
+      <m:oMath>
+        <m:sSubSup>
+          <m:sSubSupPr>
+            <m:ctrlPr>
+              <w:rPr>
+                <w:rFonts w:ascii="Cambria Math" w:eastAsiaTheme="minorEastAsia" w:hAnsi="Cambria Math"/>
+                <w:i/>
+              </w:rPr>
+            </m:ctrlPr>
+          </m:sSubSupPr>
+          <m:e>
+            <m:r>
+              <w:rPr>
+                <w:rFonts w:ascii="Cambria Math" w:eastAsiaTheme="minorEastAsia" w:hAnsi="Cambria Math"/>
+              </w:rPr>
+              <m:t>A</m:t>
+            </m:r>
+          </m:e>
+          <m:sub>
+            <m:r>
+              <w:rPr>
+                <w:rFonts w:ascii="Cambria Math" w:eastAsiaTheme="minorEastAsia" w:hAnsi="Cambria Math"/>
+              </w:rPr>
+              <m:t>R+</m:t>
+            </m:r>
+          </m:sub>
+          <m:sup>
+            <m:r>
+              <w:rPr>
+                <w:rFonts w:ascii="Cambria Math" w:eastAsiaTheme="minorEastAsia" w:hAnsi="Cambria Math"/>
+              </w:rPr>
+              <m:t>C1</m:t>
+            </m:r>
+          </m:sup>
+        </m:sSubSup>
+      </m:oMath>
+      <w:r>
+        <w:rPr>
+          <w:rFonts w:asciiTheme="minorHAnsi" w:eastAsiaTheme="minorEastAsia" w:hAnsiTheme="minorHAnsi"/>
+          <w:iCs/>
+        </w:rPr>
+        <w:t>,</w:t>
+      </w:r>
+      <w:r>
+        <w:rPr>
+          <w:rFonts w:asciiTheme="minorHAnsi" w:eastAsiaTheme="minorEastAsia" w:hAnsiTheme="minorHAnsi"/>
+          <w:iCs/>
+        </w:rPr>
+        <w:t xml:space="preserve"> </w:t>
+      </w:r>
+      <m:oMath>
+        <m:sSubSup>
+          <m:sSubSupPr>
+            <m:ctrlPr>
+              <w:rPr>
+                <w:rFonts w:ascii="Cambria Math" w:eastAsiaTheme="minorEastAsia" w:hAnsi="Cambria Math"/>
+                <w:i/>
+              </w:rPr>
+            </m:ctrlPr>
+          </m:sSubSupPr>
+          <m:e>
+            <m:r>
+              <w:rPr>
+                <w:rFonts w:ascii="Cambria Math" w:eastAsiaTheme="minorEastAsia" w:hAnsi="Cambria Math"/>
+              </w:rPr>
+              <m:t>A</m:t>
+            </m:r>
+          </m:e>
+          <m:sub>
+            <m:r>
+              <w:rPr>
+                <w:rFonts w:ascii="Cambria Math" w:eastAsiaTheme="minorEastAsia" w:hAnsi="Cambria Math"/>
+              </w:rPr>
+              <m:t>R</m:t>
+            </m:r>
+            <m:r>
+              <w:rPr>
+                <w:rFonts w:ascii="Cambria Math" w:eastAsiaTheme="minorEastAsia" w:hAnsi="Cambria Math"/>
+              </w:rPr>
+              <m:t>-</m:t>
+            </m:r>
+          </m:sub>
+          <m:sup>
+            <m:r>
+              <w:rPr>
+                <w:rFonts w:ascii="Cambria Math" w:eastAsiaTheme="minorEastAsia" w:hAnsi="Cambria Math"/>
+              </w:rPr>
+              <m:t>C1</m:t>
+            </m:r>
+          </m:sup>
+        </m:sSubSup>
+      </m:oMath>
+      <w:r>
+        <w:rPr>
+          <w:rFonts w:asciiTheme="minorHAnsi" w:eastAsiaTheme="minorEastAsia" w:hAnsiTheme="minorHAnsi"/>
+          <w:iCs/>
+        </w:rPr>
+        <w:t xml:space="preserve">, </w:t>
+      </w:r>
+      <m:oMath>
+        <m:sSubSup>
+          <m:sSubSupPr>
+            <m:ctrlPr>
+              <w:rPr>
+                <w:rFonts w:ascii="Cambria Math" w:eastAsiaTheme="minorEastAsia" w:hAnsi="Cambria Math"/>
+                <w:i/>
+              </w:rPr>
+            </m:ctrlPr>
+          </m:sSubSupPr>
+          <m:e>
+            <m:r>
+              <w:rPr>
+                <w:rFonts w:ascii="Cambria Math" w:eastAsiaTheme="minorEastAsia" w:hAnsi="Cambria Math"/>
+              </w:rPr>
+              <m:t>A</m:t>
+            </m:r>
+          </m:e>
+          <m:sub>
+            <m:r>
+              <w:rPr>
+                <w:rFonts w:ascii="Cambria Math" w:eastAsiaTheme="minorEastAsia" w:hAnsi="Cambria Math"/>
+              </w:rPr>
+              <m:t>R+</m:t>
+            </m:r>
+          </m:sub>
+          <m:sup>
+            <m:r>
+              <w:rPr>
+                <w:rFonts w:ascii="Cambria Math" w:eastAsiaTheme="minorEastAsia" w:hAnsi="Cambria Math"/>
+              </w:rPr>
+              <m:t>C2</m:t>
+            </m:r>
+          </m:sup>
+        </m:sSubSup>
+      </m:oMath>
+      <w:r>
+        <w:rPr>
+          <w:rFonts w:asciiTheme="minorHAnsi" w:eastAsiaTheme="minorEastAsia" w:hAnsiTheme="minorHAnsi"/>
+        </w:rPr>
+        <w:t xml:space="preserve">, and </w:t>
+      </w:r>
+      <m:oMath>
+        <m:sSubSup>
+          <m:sSubSupPr>
+            <m:ctrlPr>
+              <w:rPr>
+                <w:rFonts w:ascii="Cambria Math" w:eastAsiaTheme="minorEastAsia" w:hAnsi="Cambria Math"/>
+                <w:i/>
+              </w:rPr>
+            </m:ctrlPr>
+          </m:sSubSupPr>
+          <m:e>
+            <m:r>
+              <w:rPr>
+                <w:rFonts w:ascii="Cambria Math" w:eastAsiaTheme="minorEastAsia" w:hAnsi="Cambria Math"/>
+              </w:rPr>
+              <m:t>A</m:t>
+            </m:r>
+          </m:e>
+          <m:sub>
+            <m:r>
+              <w:rPr>
+                <w:rFonts w:ascii="Cambria Math" w:eastAsiaTheme="minorEastAsia" w:hAnsi="Cambria Math"/>
+              </w:rPr>
+              <m:t>R-</m:t>
+            </m:r>
+          </m:sub>
+          <m:sup>
+            <m:r>
+              <w:rPr>
+                <w:rFonts w:ascii="Cambria Math" w:eastAsiaTheme="minorEastAsia" w:hAnsi="Cambria Math"/>
+              </w:rPr>
+              <m:t>C2</m:t>
+            </m:r>
+          </m:sup>
+        </m:sSubSup>
+      </m:oMath>
+      <w:r>
+        <w:rPr>
+          <w:rFonts w:asciiTheme="minorHAnsi" w:eastAsiaTheme="minorEastAsia" w:hAnsiTheme="minorHAnsi"/>
+          <w:iCs/>
+        </w:rPr>
+        <w:t xml:space="preserve"> are the asymmetries determined from the combinations of coil and rotator selections, </w:t>
+      </w:r>
+      <m:oMath>
+        <m:r>
+          <w:rPr>
+            <w:rFonts w:ascii="Cambria Math" w:eastAsiaTheme="minorEastAsia" w:hAnsi="Cambria Math"/>
+          </w:rPr>
+          <m:t>S</m:t>
+        </m:r>
+      </m:oMath>
+      <w:r>
+        <w:rPr>
+          <w:rFonts w:asciiTheme="minorHAnsi" w:eastAsiaTheme="minorEastAsia" w:hAnsiTheme="minorHAnsi"/>
+          <w:iCs/>
+        </w:rPr>
+        <w:t xml:space="preserve"> is the Sherman value, </w:t>
+      </w:r>
+      <w:r>
+        <w:rPr>
+          <w:rFonts w:asciiTheme="minorHAnsi" w:eastAsiaTheme="minorEastAsia" w:hAnsiTheme="minorHAnsi"/>
+          <w:iCs/>
+        </w:rPr>
+        <w:t xml:space="preserve">and </w:t>
+      </w:r>
+      <m:oMath>
+        <m:r>
+          <w:rPr>
+            <w:rFonts w:ascii="Cambria Math" w:hAnsi="Cambria Math"/>
+          </w:rPr>
+          <m:t>θ</m:t>
+        </m:r>
+      </m:oMath>
+      <w:r>
+        <w:rPr>
+          <w:rFonts w:asciiTheme="minorHAnsi" w:eastAsiaTheme="minorEastAsia" w:hAnsiTheme="minorHAnsi"/>
+          <w:iCs/>
+        </w:rPr>
+        <w:t xml:space="preserve"> </w:t>
+      </w:r>
+      <w:r>
+        <w:rPr>
+          <w:rFonts w:asciiTheme="minorHAnsi" w:eastAsiaTheme="minorEastAsia" w:hAnsiTheme="minorHAnsi"/>
+          <w:iCs/>
+        </w:rPr>
+        <w:t>is the target angle (15°).</w:t>
+      </w:r>
+    </w:p>
+    <w:p>
+      <w:pPr>
+        <w:rPr>
+          <w:rFonts w:asciiTheme="minorHAnsi" w:eastAsiaTheme="minorEastAsia" w:hAnsiTheme="minorHAnsi"/>
+        </w:rPr>
+      </w:pPr>
+      <w:r>
+        <w:rPr>
+          <w:rFonts w:asciiTheme="minorHAnsi" w:eastAsiaTheme="minorEastAsia" w:hAnsiTheme="minorHAnsi"/>
+        </w:rPr>
+        <w:t xml:space="preserve">Example, </w:t>
+      </w:r>
+      <w:r>
+        <w:rPr>
+          <w:rFonts w:asciiTheme="minorHAnsi" w:eastAsiaTheme="minorEastAsia" w:hAnsiTheme="minorHAnsi"/>
+        </w:rPr>
+        <w:t>determining the in-plane spin:</w:t>
+      </w:r>
+    </w:p>
+    <w:p>
+      <w:pPr>
+        <w:rPr>
+          <w:rFonts w:asciiTheme="minorHAnsi" w:hAnsiTheme="minorHAnsi"/>
+        </w:rPr>
+      </w:pPr>
+    </w:p>
+    <w:p>
+      <w:pPr>
+        <w:rPr>
+          <w:rFonts w:ascii="Menlo" w:hAnsi="Menlo" w:cs="Menlo"/>
+          <w:color w:val="1F2328"/>
+          <w:sz w:val="18"/>
+          <w:szCs w:val="18"/>
+        </w:rPr>
+      </w:pPr>
+      <w:r>
+        <w:rPr>
+          <w:rFonts w:ascii="Menlo" w:hAnsi="Menlo" w:cs="Menlo"/>
+          <w:color w:val="1F2328"/>
+          <w:sz w:val="18"/>
+          <w:szCs w:val="18"/>
+        </w:rPr>
+        <w:t>c2rp</w:t>
+      </w:r>
+      <w:r>
+        <w:rPr>
+          <w:rFonts w:ascii="Menlo" w:hAnsi="Menlo" w:cs="Menlo"/>
+          <w:color w:val="1F2328"/>
+          <w:sz w:val="18"/>
+          <w:szCs w:val="18"/>
+        </w:rPr>
+        <w:t xml:space="preserve"> </w:t>
+      </w:r>
+      <w:r>
+        <w:rPr>
+          <w:rFonts w:ascii="Menlo" w:hAnsi="Menlo" w:cs="Menlo"/>
+          <w:color w:val="CF222E"/>
+          <w:sz w:val="18"/>
+          <w:szCs w:val="18"/>
+        </w:rPr>
+        <w:t>=</w:t>
+      </w:r>
+      <w:r>
+        <w:rPr>
+          <w:rFonts w:ascii="Menlo" w:hAnsi="Menlo" w:cs="Menlo"/>
+          <w:color w:val="1F2328"/>
+          <w:sz w:val="18"/>
+          <w:szCs w:val="18"/>
+        </w:rPr>
+        <w:t xml:space="preserve"> </w:t>
+      </w:r>
+      <w:r>
+        <w:rPr>
+          <w:rFonts w:ascii="Menlo" w:hAnsi="Menlo" w:cs="Menlo"/>
+          <w:color w:val="953800"/>
+          <w:sz w:val="18"/>
+          <w:szCs w:val="18"/>
+        </w:rPr>
+        <w:t>dopey</w:t>
+      </w:r>
+      <w:r>
+        <w:rPr>
+          <w:rFonts w:ascii="Menlo" w:hAnsi="Menlo" w:cs="Menlo"/>
+          <w:color w:val="1F2328"/>
+          <w:sz w:val="18"/>
+          <w:szCs w:val="18"/>
+        </w:rPr>
+        <w:t>.</w:t>
+      </w:r>
+      <w:r>
+        <w:rPr>
+          <w:rFonts w:ascii="Menlo" w:hAnsi="Menlo" w:cs="Menlo"/>
+          <w:color w:val="8250DF"/>
+          <w:sz w:val="18"/>
+          <w:szCs w:val="18"/>
+        </w:rPr>
+        <w:t>load</w:t>
+      </w:r>
+      <w:r>
+        <w:rPr>
+          <w:rFonts w:ascii="Menlo" w:hAnsi="Menlo" w:cs="Menlo"/>
+          <w:color w:val="1F2328"/>
+          <w:sz w:val="18"/>
+          <w:szCs w:val="18"/>
+        </w:rPr>
+        <w:t>(spin_edc</w:t>
+      </w:r>
+      <w:r>
+        <w:rPr>
+          <w:rFonts w:ascii="Menlo" w:hAnsi="Menlo" w:cs="Menlo"/>
+          <w:color w:val="1F2328"/>
+          <w:sz w:val="18"/>
+          <w:szCs w:val="18"/>
+        </w:rPr>
+        <w:t>_</w:t>
+      </w:r>
+      <w:r>
+        <w:rPr>
+          <w:rFonts w:ascii="Menlo" w:hAnsi="Menlo" w:cs="Menlo"/>
+          <w:color w:val="1F2328"/>
+          <w:sz w:val="18"/>
+          <w:szCs w:val="18"/>
+        </w:rPr>
+        <w:t>1</w:t>
+      </w:r>
+      <w:r>
+        <w:rPr>
+          <w:rFonts w:ascii="Menlo" w:hAnsi="Menlo" w:cs="Menlo"/>
+          <w:color w:val="1F2328"/>
+          <w:sz w:val="18"/>
+          <w:szCs w:val="18"/>
+        </w:rPr>
+        <w:t>.xy)</w:t>
+      </w:r>
+    </w:p>
+    <w:p>
+      <w:pPr>
+        <w:rPr>
+          <w:rFonts w:asciiTheme="minorHAnsi" w:hAnsiTheme="minorHAnsi"/>
+        </w:rPr>
+      </w:pPr>
+      <w:r>
+        <w:rPr>
+          <w:rFonts w:ascii="Menlo" w:hAnsi="Menlo" w:cs="Menlo"/>
+          <w:color w:val="1F2328"/>
+          <w:sz w:val="18"/>
+          <w:szCs w:val="18"/>
+        </w:rPr>
+        <w:t>c2rm</w:t>
+      </w:r>
+      <w:r>
+        <w:rPr>
+          <w:rFonts w:ascii="Menlo" w:hAnsi="Menlo" w:cs="Menlo"/>
+          <w:color w:val="1F2328"/>
+          <w:sz w:val="18"/>
+          <w:szCs w:val="18"/>
+        </w:rPr>
+        <w:t xml:space="preserve"> </w:t>
+      </w:r>
+      <w:r>
+        <w:rPr>
+          <w:rFonts w:ascii="Menlo" w:hAnsi="Menlo" w:cs="Menlo"/>
+          <w:color w:val="CF222E"/>
+          <w:sz w:val="18"/>
+          <w:szCs w:val="18"/>
+        </w:rPr>
+        <w:t>=</w:t>
+      </w:r>
+      <w:r>
+        <w:rPr>
+          <w:rFonts w:ascii="Menlo" w:hAnsi="Menlo" w:cs="Menlo"/>
+          <w:color w:val="1F2328"/>
+          <w:sz w:val="18"/>
+          <w:szCs w:val="18"/>
+        </w:rPr>
+        <w:t xml:space="preserve"> </w:t>
+      </w:r>
+      <w:r>
+        <w:rPr>
+          <w:rFonts w:ascii="Menlo" w:hAnsi="Menlo" w:cs="Menlo"/>
+          <w:color w:val="953800"/>
+          <w:sz w:val="18"/>
+          <w:szCs w:val="18"/>
+        </w:rPr>
+        <w:t>dopey</w:t>
+      </w:r>
+      <w:r>
+        <w:rPr>
+          <w:rFonts w:ascii="Menlo" w:hAnsi="Menlo" w:cs="Menlo"/>
+          <w:color w:val="1F2328"/>
+          <w:sz w:val="18"/>
+          <w:szCs w:val="18"/>
+        </w:rPr>
+        <w:t>.</w:t>
+      </w:r>
+      <w:r>
+        <w:rPr>
+          <w:rFonts w:ascii="Menlo" w:hAnsi="Menlo" w:cs="Menlo"/>
+          <w:color w:val="8250DF"/>
+          <w:sz w:val="18"/>
+          <w:szCs w:val="18"/>
+        </w:rPr>
+        <w:t>load</w:t>
+      </w:r>
+      <w:r>
+        <w:rPr>
+          <w:rFonts w:ascii="Menlo" w:hAnsi="Menlo" w:cs="Menlo"/>
+          <w:color w:val="1F2328"/>
+          <w:sz w:val="18"/>
+          <w:szCs w:val="18"/>
+        </w:rPr>
+        <w:t>(spin_edc</w:t>
+      </w:r>
+      <w:r>
+        <w:rPr>
+          <w:rFonts w:ascii="Menlo" w:hAnsi="Menlo" w:cs="Menlo"/>
+          <w:color w:val="1F2328"/>
+          <w:sz w:val="18"/>
+          <w:szCs w:val="18"/>
+        </w:rPr>
+        <w:t>_</w:t>
+      </w:r>
+      <w:r>
+        <w:rPr>
+          <w:rFonts w:ascii="Menlo" w:hAnsi="Menlo" w:cs="Menlo"/>
+          <w:color w:val="1F2328"/>
+          <w:sz w:val="18"/>
+          <w:szCs w:val="18"/>
+        </w:rPr>
+        <w:t>2</w:t>
+      </w:r>
+      <w:r>
+        <w:rPr>
+          <w:rFonts w:ascii="Menlo" w:hAnsi="Menlo" w:cs="Menlo"/>
+          <w:color w:val="1F2328"/>
+          <w:sz w:val="18"/>
+          <w:szCs w:val="18"/>
+        </w:rPr>
+        <w:t>.xy)</w:t>
+      </w:r>
+    </w:p>
+    <w:p>
+      <w:pPr>
+        <w:rPr>
+          <w:rFonts w:ascii="Menlo" w:hAnsi="Menlo" w:cs="Menlo"/>
+          <w:color w:val="1F2328"/>
+          <w:sz w:val="18"/>
+          <w:szCs w:val="18"/>
+        </w:rPr>
+      </w:pPr>
+      <w:r>
+        <w:rPr>
+          <w:rFonts w:ascii="Menlo" w:hAnsi="Menlo" w:cs="Menlo"/>
+          <w:color w:val="1F2328"/>
+          <w:sz w:val="18"/>
+          <w:szCs w:val="18"/>
+        </w:rPr>
+        <w:t>a_c</w:t>
+      </w:r>
+      <w:r>
+        <w:rPr>
+          <w:rFonts w:ascii="Menlo" w:hAnsi="Menlo" w:cs="Menlo"/>
+          <w:color w:val="1F2328"/>
+          <w:sz w:val="18"/>
+          <w:szCs w:val="18"/>
+        </w:rPr>
+        <w:t>2</w:t>
+      </w:r>
+      <w:r>
+        <w:rPr>
+          <w:rFonts w:ascii="Menlo" w:hAnsi="Menlo" w:cs="Menlo"/>
+          <w:color w:val="1F2328"/>
+          <w:sz w:val="18"/>
+          <w:szCs w:val="18"/>
+        </w:rPr>
+        <w:t xml:space="preserve">rp </w:t>
+      </w:r>
+      <w:r>
+        <w:rPr>
+          <w:rFonts w:ascii="Menlo" w:hAnsi="Menlo" w:cs="Menlo"/>
+          <w:color w:val="CF222E"/>
+          <w:sz w:val="18"/>
+          <w:szCs w:val="18"/>
+        </w:rPr>
+        <w:t>=</w:t>
+      </w:r>
+      <w:r>
+        <w:rPr>
+          <w:rFonts w:ascii="Menlo" w:hAnsi="Menlo" w:cs="Menlo"/>
+          <w:color w:val="1F2328"/>
+          <w:sz w:val="18"/>
+          <w:szCs w:val="18"/>
+        </w:rPr>
+        <w:t xml:space="preserve"> </w:t>
+      </w:r>
+      <w:r>
+        <w:rPr>
+          <w:rFonts w:ascii="Menlo" w:hAnsi="Menlo" w:cs="Menlo"/>
+          <w:color w:val="953800"/>
+          <w:sz w:val="18"/>
+          <w:szCs w:val="18"/>
+        </w:rPr>
+        <w:t>dopey.</w:t>
+      </w:r>
+      <w:r>
+        <w:rPr>
+          <w:rFonts w:ascii="Menlo" w:hAnsi="Menlo" w:cs="Menlo"/>
+          <w:color w:val="8250DF"/>
+          <w:sz w:val="18"/>
+          <w:szCs w:val="18"/>
+        </w:rPr>
+        <w:t>asymmetry</w:t>
+      </w:r>
+      <w:r>
+        <w:rPr>
+          <w:rFonts w:ascii="Menlo" w:hAnsi="Menlo" w:cs="Menlo"/>
+          <w:color w:val="1F2328"/>
+          <w:sz w:val="18"/>
+          <w:szCs w:val="18"/>
+        </w:rPr>
+        <w:t>(c</w:t>
+      </w:r>
+      <w:r>
+        <w:rPr>
+          <w:rFonts w:ascii="Menlo" w:hAnsi="Menlo" w:cs="Menlo"/>
+          <w:color w:val="1F2328"/>
+          <w:sz w:val="18"/>
+          <w:szCs w:val="18"/>
+        </w:rPr>
+        <w:t>2</w:t>
+      </w:r>
+      <w:r>
+        <w:rPr>
+          <w:rFonts w:ascii="Menlo" w:hAnsi="Menlo" w:cs="Menlo"/>
+          <w:color w:val="1F2328"/>
+          <w:sz w:val="18"/>
+          <w:szCs w:val="18"/>
+        </w:rPr>
+        <w:t>rp)</w:t>
+      </w:r>
+    </w:p>
+    <w:p>
+      <w:pPr>
+        <w:rPr>
+          <w:rFonts w:ascii="Menlo" w:hAnsi="Menlo" w:cs="Menlo"/>
+          <w:color w:val="1F2328"/>
+          <w:sz w:val="18"/>
+          <w:szCs w:val="18"/>
+        </w:rPr>
+      </w:pPr>
+      <w:r>
+        <w:rPr>
+          <w:rFonts w:ascii="Menlo" w:hAnsi="Menlo" w:cs="Menlo"/>
+          <w:color w:val="1F2328"/>
+          <w:sz w:val="18"/>
+          <w:szCs w:val="18"/>
+        </w:rPr>
+        <w:t>a_c</w:t>
+      </w:r>
+      <w:r>
+        <w:rPr>
+          <w:rFonts w:ascii="Menlo" w:hAnsi="Menlo" w:cs="Menlo"/>
+          <w:color w:val="1F2328"/>
+          <w:sz w:val="18"/>
+          <w:szCs w:val="18"/>
+        </w:rPr>
+        <w:t>2</w:t>
+      </w:r>
+      <w:r>
+        <w:rPr>
+          <w:rFonts w:ascii="Menlo" w:hAnsi="Menlo" w:cs="Menlo"/>
+          <w:color w:val="1F2328"/>
+          <w:sz w:val="18"/>
+          <w:szCs w:val="18"/>
+        </w:rPr>
+        <w:t>r</w:t>
+      </w:r>
+      <w:r>
+        <w:rPr>
+          <w:rFonts w:ascii="Menlo" w:hAnsi="Menlo" w:cs="Menlo"/>
+          <w:color w:val="1F2328"/>
+          <w:sz w:val="18"/>
+          <w:szCs w:val="18"/>
+        </w:rPr>
+        <w:t>m</w:t>
+      </w:r>
+      <w:r>
+        <w:rPr>
+          <w:rFonts w:ascii="Menlo" w:hAnsi="Menlo" w:cs="Menlo"/>
+          <w:color w:val="1F2328"/>
+          <w:sz w:val="18"/>
+          <w:szCs w:val="18"/>
+        </w:rPr>
+        <w:t xml:space="preserve"> </w:t>
+      </w:r>
+      <w:r>
+        <w:rPr>
+          <w:rFonts w:ascii="Menlo" w:hAnsi="Menlo" w:cs="Menlo"/>
+          <w:color w:val="CF222E"/>
+          <w:sz w:val="18"/>
+          <w:szCs w:val="18"/>
+        </w:rPr>
+        <w:t>=</w:t>
+      </w:r>
+      <w:r>
+        <w:rPr>
+          <w:rFonts w:ascii="Menlo" w:hAnsi="Menlo" w:cs="Menlo"/>
+          <w:color w:val="1F2328"/>
+          <w:sz w:val="18"/>
+          <w:szCs w:val="18"/>
+        </w:rPr>
+        <w:t xml:space="preserve"> </w:t>
+      </w:r>
+      <w:r>
+        <w:rPr>
+          <w:rFonts w:ascii="Menlo" w:hAnsi="Menlo" w:cs="Menlo"/>
+          <w:color w:val="953800"/>
+          <w:sz w:val="18"/>
+          <w:szCs w:val="18"/>
+        </w:rPr>
+        <w:t>dopey.</w:t>
+      </w:r>
+      <w:r>
+        <w:rPr>
+          <w:rFonts w:ascii="Menlo" w:hAnsi="Menlo" w:cs="Menlo"/>
+          <w:color w:val="8250DF"/>
+          <w:sz w:val="18"/>
+          <w:szCs w:val="18"/>
+        </w:rPr>
+        <w:t>asymmetry</w:t>
+      </w:r>
+      <w:r>
+        <w:rPr>
+          <w:rFonts w:ascii="Menlo" w:hAnsi="Menlo" w:cs="Menlo"/>
+          <w:color w:val="1F2328"/>
+          <w:sz w:val="18"/>
+          <w:szCs w:val="18"/>
+        </w:rPr>
+        <w:t>(c</w:t>
+      </w:r>
+      <w:r>
+        <w:rPr>
+          <w:rFonts w:ascii="Menlo" w:hAnsi="Menlo" w:cs="Menlo"/>
+          <w:color w:val="1F2328"/>
+          <w:sz w:val="18"/>
+          <w:szCs w:val="18"/>
+        </w:rPr>
+        <w:t>2</w:t>
+      </w:r>
+      <w:r>
+        <w:rPr>
+          <w:rFonts w:ascii="Menlo" w:hAnsi="Menlo" w:cs="Menlo"/>
+          <w:color w:val="1F2328"/>
+          <w:sz w:val="18"/>
+          <w:szCs w:val="18"/>
+        </w:rPr>
+        <w:t>r</w:t>
+      </w:r>
+      <w:r>
+        <w:rPr>
+          <w:rFonts w:ascii="Menlo" w:hAnsi="Menlo" w:cs="Menlo"/>
+          <w:color w:val="1F2328"/>
+          <w:sz w:val="18"/>
+          <w:szCs w:val="18"/>
+        </w:rPr>
+        <w:t>m</w:t>
+      </w:r>
+      <w:r>
+        <w:rPr>
+          <w:rFonts w:ascii="Menlo" w:hAnsi="Menlo" w:cs="Menlo"/>
+          <w:color w:val="1F2328"/>
+          <w:sz w:val="18"/>
+          <w:szCs w:val="18"/>
+        </w:rPr>
+        <w:t>)</w:t>
+      </w:r>
+    </w:p>
+    <w:p>
+      <w:pPr>
+        <w:rPr>
+          <w:rFonts w:ascii="Menlo" w:hAnsi="Menlo" w:cs="Menlo"/>
+          <w:color w:val="1F2328"/>
+          <w:sz w:val="18"/>
+          <w:szCs w:val="18"/>
+        </w:rPr>
+      </w:pPr>
+      <w:r>
+        <w:rPr>
+          <w:rFonts w:ascii="Menlo" w:hAnsi="Menlo" w:cs="Menlo"/>
+          <w:color w:val="1F2328"/>
+          <w:sz w:val="18"/>
+          <w:szCs w:val="18"/>
+        </w:rPr>
+        <w:t xml:space="preserve">p = </w:t>
+      </w:r>
+      <w:r>
+        <w:rPr>
+          <w:rFonts w:ascii="Menlo" w:hAnsi="Menlo" w:cs="Menlo"/>
+          <w:color w:val="953800"/>
+          <w:sz w:val="18"/>
+          <w:szCs w:val="18"/>
+        </w:rPr>
+        <w:t>dopey.</w:t>
+      </w:r>
+      <w:r>
+        <w:rPr>
+          <w:rFonts w:ascii="Menlo" w:hAnsi="Menlo" w:cs="Menlo"/>
+          <w:color w:val="8250DF"/>
+          <w:sz w:val="18"/>
+          <w:szCs w:val="18"/>
+        </w:rPr>
+        <w:t>polarization</w:t>
+      </w:r>
+      <w:r>
+        <w:rPr>
+          <w:rFonts w:ascii="Menlo" w:hAnsi="Menlo" w:cs="Menlo"/>
+          <w:color w:val="1F2328"/>
+          <w:sz w:val="18"/>
+          <w:szCs w:val="18"/>
+        </w:rPr>
+        <w:t>(</w:t>
+      </w:r>
+      <w:r>
+        <w:rPr>
+          <w:rFonts w:ascii="Menlo" w:hAnsi="Menlo" w:cs="Menlo"/>
+          <w:color w:val="953800"/>
+          <w:sz w:val="18"/>
+          <w:szCs w:val="18"/>
+        </w:rPr>
+        <w:t>c2rp</w:t>
+      </w:r>
+      <w:r>
+        <w:rPr>
+          <w:rFonts w:ascii="Menlo" w:hAnsi="Menlo" w:cs="Menlo"/>
+          <w:color w:val="1F2328"/>
+          <w:sz w:val="18"/>
+          <w:szCs w:val="18"/>
+        </w:rPr>
+        <w:t xml:space="preserve"> = a_c2rp, </w:t>
+      </w:r>
+      <w:r>
+        <w:rPr>
+          <w:rFonts w:ascii="Menlo" w:hAnsi="Menlo" w:cs="Menlo"/>
+          <w:color w:val="953800"/>
+          <w:sz w:val="18"/>
+          <w:szCs w:val="18"/>
+        </w:rPr>
+        <w:t>c2rm</w:t>
+      </w:r>
+      <w:r>
+        <w:rPr>
+          <w:rFonts w:ascii="Menlo" w:hAnsi="Menlo" w:cs="Menlo"/>
+          <w:color w:val="1F2328"/>
+          <w:sz w:val="18"/>
+          <w:szCs w:val="18"/>
+        </w:rPr>
+        <w:t xml:space="preserve"> = a_c2rm)</w:t>
+      </w:r>
+    </w:p>
+    <w:p>
+      <w:pPr>
+        <w:rPr>
+          <w:rFonts w:ascii="Menlo" w:hAnsi="Menlo" w:cs="Menlo"/>
+          <w:color w:val="1F2328"/>
+          <w:sz w:val="18"/>
+          <w:szCs w:val="18"/>
+        </w:rPr>
+      </w:pPr>
+      <w:r>
+        <w:rPr>
+          <w:rFonts w:ascii="Menlo" w:hAnsi="Menlo" w:cs="Menlo"/>
+          <w:color w:val="953800"/>
+          <w:sz w:val="18"/>
+          <w:szCs w:val="18"/>
+        </w:rPr>
+        <w:t>dopey.p</w:t>
+      </w:r>
+      <w:r>
+        <w:rPr>
+          <w:rFonts w:ascii="Menlo" w:hAnsi="Menlo" w:cs="Menlo"/>
+          <w:color w:val="953800"/>
+          <w:sz w:val="18"/>
+          <w:szCs w:val="18"/>
+        </w:rPr>
+        <w:t>lot</w:t>
+      </w:r>
+      <w:r>
+        <w:rPr>
+          <w:rFonts w:ascii="Menlo" w:hAnsi="Menlo" w:cs="Menlo"/>
+          <w:color w:val="1F2328"/>
+          <w:sz w:val="18"/>
+          <w:szCs w:val="18"/>
+        </w:rPr>
+        <w:t>(</w:t>
+      </w:r>
+      <w:r>
+        <w:rPr>
+          <w:rFonts w:ascii="Menlo" w:hAnsi="Menlo" w:cs="Menlo"/>
+          <w:color w:val="1F2328"/>
+          <w:sz w:val="18"/>
+          <w:szCs w:val="18"/>
+        </w:rPr>
+        <w:t>p)</w:t>
+      </w:r>
+    </w:p>
+    <w:p>
+      <w:pPr>
+        <w:rPr>
+          <w:rFonts w:asciiTheme="minorHAnsi" w:hAnsiTheme="minorHAnsi"/>
+        </w:rPr>
+      </w:pPr>
+    </w:p>
+    <w:p>
+      <w:pPr>
+        <w:rPr>
+          <w:rFonts w:asciiTheme="minorHAnsi" w:hAnsiTheme="minorHAnsi"/>
+        </w:rPr>
+      </w:pPr>
+      <w:r>
+        <w:rPr>
+          <w:rFonts w:asciiTheme="minorHAnsi" w:hAnsiTheme="minorHAnsi"/>
+        </w:rPr>
+        <w:drawing>
+          <wp:inline distT="0" distB="0" distL="0" distR="0" wp14:anchorId="6BC38CDC" wp14:editId="26818AD0">
+            <wp:extent cx="2887980" cy="1528548"/>
+            <wp:effectExtent l="0" t="0" r="0" b="0"/>
+            <wp:docPr id="1651284767" name="Picture 1" descr="A group of graphs showing different types of energy&#10;&#10;AI-generated content may be incorrect."/>
+            <wp:cNvGraphicFramePr>
+              <a:graphicFrameLocks xmlns:a="http://schemas.openxmlformats.org/drawingml/2006/main" noChangeAspect="1"/>
+            </wp:cNvGraphicFramePr>
+            <a:graphic xmlns:a="http://schemas.openxmlformats.org/drawingml/2006/main">
+              <a:graphicData uri="http://schemas.openxmlformats.org/drawingml/2006/picture">
+                <pic:pic xmlns:pic="http://schemas.openxmlformats.org/drawingml/2006/picture">
+                  <pic:nvPicPr>
+                    <pic:cNvPr id="1651284767" name="Picture 1" descr="A group of graphs showing different types of energy&#10;&#10;AI-generated content may be incorrect."/>
+                    <pic:cNvPicPr/>
+                  </pic:nvPicPr>
+                  <pic:blipFill>
+                    <a:blip r:embed="rId10"/>
+                    <a:stretch>
+                      <a:fillRect/>
+                    </a:stretch>
+                  </pic:blipFill>
+                  <pic:spPr>
+                    <a:xfrm>
+                      <a:off x="0" y="0"/>
+                      <a:ext cx="2899247" cy="1534511"/>
+                    </a:xfrm>
+                    <a:prstGeom prst="rect">
+                      <a:avLst/>
+                    </a:prstGeom>
+                  </pic:spPr>
+                </pic:pic>
+              </a:graphicData>
+            </a:graphic>
+          </wp:inline>
+        </w:drawing>
+      </w:r>
     </w:p>
     <w:sectPr>
       <w:pgSz w:w="11906" w:h="16838"/>
@@ -3588,6 +5858,127 @@
     </w:sectPr>
   </w:body>
 </w:document>
+</file>
+
+<file path=word/numbering.xml><?xml version="1.0" encoding="utf-8"?>
+<w:numbering xmlns:wpc="http://schemas.microsoft.com/office/word/2010/wordprocessingCanvas" xmlns:cx="http://schemas.microsoft.com/office/drawing/2014/chartex" xmlns:cx1="http://schemas.microsoft.com/office/drawing/2015/9/8/chartex" xmlns:cx2="http://schemas.microsoft.com/office/drawing/2015/10/21/chartex" xmlns:cx3="http://schemas.microsoft.com/office/drawing/2016/5/9/chartex" xmlns:cx4="http://schemas.microsoft.com/office/drawing/2016/5/10/chartex" xmlns:cx5="http://schemas.microsoft.com/office/drawing/2016/5/11/chartex" xmlns:cx6="http://schemas.microsoft.com/office/drawing/2016/5/12/chartex" xmlns:cx7="http://schemas.microsoft.com/office/drawing/2016/5/13/chartex" xmlns:cx8="http://schemas.microsoft.com/office/drawing/2016/5/14/chartex" xmlns:mc="http://schemas.openxmlformats.org/markup-compatibility/2006" xmlns:aink="http://schemas.microsoft.com/office/drawing/2016/ink" xmlns:am3d="http://schemas.microsoft.com/office/drawing/2017/model3d" xmlns:o="urn:schemas-microsoft-com:office:office" xmlns:oel="http://schemas.microsoft.com/office/2019/extlst" xmlns:r="http://schemas.openxmlformats.org/officeDocument/2006/relationships" xmlns:m="http://schemas.openxmlformats.org/officeDocument/2006/math" xmlns:v="urn:schemas-microsoft-com:vml" xmlns:wp14="http://schemas.microsoft.com/office/word/2010/wordprocessingDrawing" xmlns:wp="http://schemas.openxmlformats.org/drawingml/2006/wordprocessingDrawing" xmlns:w10="urn:schemas-microsoft-com:office:word" xmlns:w="http://schemas.openxmlformats.org/wordprocessingml/2006/main" xmlns:w14="http://schemas.microsoft.com/office/word/2010/wordml" xmlns:w15="http://schemas.microsoft.com/office/word/2012/wordml" xmlns:w16cex="http://schemas.microsoft.com/office/word/2018/wordml/cex" xmlns:w16cid="http://schemas.microsoft.com/office/word/2016/wordml/cid" xmlns:w16="http://schemas.microsoft.com/office/word/2018/wordml" xmlns:w16du="http://schemas.microsoft.com/office/word/2023/wordml/word16du" xmlns:w16sdtdh="http://schemas.microsoft.com/office/word/2020/wordml/sdtdatahash" xmlns:w16sdtfl="http://schemas.microsoft.com/office/word/2024/wordml/sdtformatlock" xmlns:w16se="http://schemas.microsoft.com/office/word/2015/wordml/symex" xmlns:wpg="http://schemas.microsoft.com/office/word/2010/wordprocessingGroup" xmlns:wpi="http://schemas.microsoft.com/office/word/2010/wordprocessingInk" xmlns:wne="http://schemas.microsoft.com/office/word/2006/wordml" xmlns:wps="http://schemas.microsoft.com/office/word/2010/wordprocessingShape" mc:Ignorable="w14 w15 w16se w16cid w16 w16cex w16sdtdh w16sdtfl w16du wp14">
+  <w:abstractNum w:abstractNumId="0" w15:restartNumberingAfterBreak="0">
+    <w:nsid w:val="6AFD34B7"/>
+    <w:multiLevelType w:val="hybridMultilevel"/>
+    <w:tmpl w:val="39A4A036"/>
+    <w:lvl w:ilvl="0" w:tplc="08090001">
+      <w:start w:val="1"/>
+      <w:numFmt w:val="bullet"/>
+      <w:lvlText w:val=""/>
+      <w:lvlJc w:val="left"/>
+      <w:pPr>
+        <w:ind w:left="720" w:hanging="360"/>
+      </w:pPr>
+      <w:rPr>
+        <w:rFonts w:ascii="Symbol" w:hAnsi="Symbol" w:hint="default"/>
+      </w:rPr>
+    </w:lvl>
+    <w:lvl w:ilvl="1" w:tplc="08090003" w:tentative="1">
+      <w:start w:val="1"/>
+      <w:numFmt w:val="bullet"/>
+      <w:lvlText w:val="o"/>
+      <w:lvlJc w:val="left"/>
+      <w:pPr>
+        <w:ind w:left="1440" w:hanging="360"/>
+      </w:pPr>
+      <w:rPr>
+        <w:rFonts w:ascii="Courier New" w:hAnsi="Courier New" w:cs="Courier New" w:hint="default"/>
+      </w:rPr>
+    </w:lvl>
+    <w:lvl w:ilvl="2" w:tplc="08090005" w:tentative="1">
+      <w:start w:val="1"/>
+      <w:numFmt w:val="bullet"/>
+      <w:lvlText w:val=""/>
+      <w:lvlJc w:val="left"/>
+      <w:pPr>
+        <w:ind w:left="2160" w:hanging="360"/>
+      </w:pPr>
+      <w:rPr>
+        <w:rFonts w:ascii="Wingdings" w:hAnsi="Wingdings" w:hint="default"/>
+      </w:rPr>
+    </w:lvl>
+    <w:lvl w:ilvl="3" w:tplc="08090001" w:tentative="1">
+      <w:start w:val="1"/>
+      <w:numFmt w:val="bullet"/>
+      <w:lvlText w:val=""/>
+      <w:lvlJc w:val="left"/>
+      <w:pPr>
+        <w:ind w:left="2880" w:hanging="360"/>
+      </w:pPr>
+      <w:rPr>
+        <w:rFonts w:ascii="Symbol" w:hAnsi="Symbol" w:hint="default"/>
+      </w:rPr>
+    </w:lvl>
+    <w:lvl w:ilvl="4" w:tplc="08090003" w:tentative="1">
+      <w:start w:val="1"/>
+      <w:numFmt w:val="bullet"/>
+      <w:lvlText w:val="o"/>
+      <w:lvlJc w:val="left"/>
+      <w:pPr>
+        <w:ind w:left="3600" w:hanging="360"/>
+      </w:pPr>
+      <w:rPr>
+        <w:rFonts w:ascii="Courier New" w:hAnsi="Courier New" w:cs="Courier New" w:hint="default"/>
+      </w:rPr>
+    </w:lvl>
+    <w:lvl w:ilvl="5" w:tplc="08090005" w:tentative="1">
+      <w:start w:val="1"/>
+      <w:numFmt w:val="bullet"/>
+      <w:lvlText w:val=""/>
+      <w:lvlJc w:val="left"/>
+      <w:pPr>
+        <w:ind w:left="4320" w:hanging="360"/>
+      </w:pPr>
+      <w:rPr>
+        <w:rFonts w:ascii="Wingdings" w:hAnsi="Wingdings" w:hint="default"/>
+      </w:rPr>
+    </w:lvl>
+    <w:lvl w:ilvl="6" w:tplc="08090001" w:tentative="1">
+      <w:start w:val="1"/>
+      <w:numFmt w:val="bullet"/>
+      <w:lvlText w:val=""/>
+      <w:lvlJc w:val="left"/>
+      <w:pPr>
+        <w:ind w:left="5040" w:hanging="360"/>
+      </w:pPr>
+      <w:rPr>
+        <w:rFonts w:ascii="Symbol" w:hAnsi="Symbol" w:hint="default"/>
+      </w:rPr>
+    </w:lvl>
+    <w:lvl w:ilvl="7" w:tplc="08090003" w:tentative="1">
+      <w:start w:val="1"/>
+      <w:numFmt w:val="bullet"/>
+      <w:lvlText w:val="o"/>
+      <w:lvlJc w:val="left"/>
+      <w:pPr>
+        <w:ind w:left="5760" w:hanging="360"/>
+      </w:pPr>
+      <w:rPr>
+        <w:rFonts w:ascii="Courier New" w:hAnsi="Courier New" w:cs="Courier New" w:hint="default"/>
+      </w:rPr>
+    </w:lvl>
+    <w:lvl w:ilvl="8" w:tplc="08090005" w:tentative="1">
+      <w:start w:val="1"/>
+      <w:numFmt w:val="bullet"/>
+      <w:lvlText w:val=""/>
+      <w:lvlJc w:val="left"/>
+      <w:pPr>
+        <w:ind w:left="6480" w:hanging="360"/>
+      </w:pPr>
+      <w:rPr>
+        <w:rFonts w:ascii="Wingdings" w:hAnsi="Wingdings" w:hint="default"/>
+      </w:rPr>
+    </w:lvl>
+  </w:abstractNum>
+  <w:num w:numId="1" w16cid:durableId="1023820099">
+    <w:abstractNumId w:val="0"/>
+  </w:num>
+</w:numbering>
 </file>
 
 <file path=word/styles.xml><?xml version="1.0" encoding="utf-8"?>
